--- a/02-PROG1400_Object_Responsibilities_Worksheet.docx
+++ b/02-PROG1400_Object_Responsibilities_Worksheet.docx
@@ -73,6 +73,9 @@
         <w:br/>
         <w:t>This worksheet focuses on THINKING, not coding.</w:t>
       </w:r>
+      <w:r>
+        <w:t xml:space="preserve">  The following is an example of the game PacMan.  Think about your game and update the tables in this document to reflect your game.</w:t>
+      </w:r>
     </w:p>
     <w:p>
       <w:pPr>
@@ -95,152 +98,1596 @@
     </w:p>
     <w:tbl>
       <w:tblPr>
-        <w:tblW w:w="0" w:type="auto"/>
-        <w:tblBorders>
-          <w:top w:val="single" w:sz="4" w:space="0" w:color="auto"/>
-          <w:left w:val="single" w:sz="4" w:space="0" w:color="auto"/>
-          <w:bottom w:val="single" w:sz="4" w:space="0" w:color="auto"/>
-          <w:right w:val="single" w:sz="4" w:space="0" w:color="auto"/>
-          <w:insideH w:val="single" w:sz="4" w:space="0" w:color="auto"/>
-          <w:insideV w:val="single" w:sz="4" w:space="0" w:color="auto"/>
-        </w:tblBorders>
+        <w:tblW w:w="8240" w:type="dxa"/>
+        <w:tblInd w:w="113" w:type="dxa"/>
         <w:tblLook w:val="04A0" w:firstRow="1" w:lastRow="0" w:firstColumn="1" w:lastColumn="0" w:noHBand="0" w:noVBand="1"/>
       </w:tblPr>
       <w:tblGrid>
-        <w:gridCol w:w="2880"/>
-        <w:gridCol w:w="2880"/>
-        <w:gridCol w:w="2880"/>
+        <w:gridCol w:w="1460"/>
+        <w:gridCol w:w="3500"/>
+        <w:gridCol w:w="3280"/>
       </w:tblGrid>
       <w:tr>
+        <w:trPr>
+          <w:trHeight w:val="300"/>
+        </w:trPr>
         <w:tc>
           <w:tcPr>
-            <w:tcW w:w="2880" w:type="dxa"/>
+            <w:tcW w:w="1460" w:type="dxa"/>
+            <w:tcBorders>
+              <w:top w:val="single" w:sz="4" w:space="0" w:color="auto"/>
+              <w:left w:val="single" w:sz="4" w:space="0" w:color="auto"/>
+              <w:bottom w:val="single" w:sz="4" w:space="0" w:color="auto"/>
+              <w:right w:val="single" w:sz="4" w:space="0" w:color="auto"/>
+            </w:tcBorders>
+            <w:vAlign w:val="center"/>
+            <w:hideMark/>
           </w:tcPr>
           <w:p>
+            <w:pPr>
+              <w:spacing w:after="0" w:line="240" w:lineRule="auto"/>
+              <w:jc w:val="center"/>
+              <w:rPr>
+                <w:rFonts w:ascii="Aptos Narrow" w:eastAsia="Times New Roman" w:hAnsi="Aptos Narrow" w:cs="Times New Roman"/>
+                <w:b/>
+                <w:bCs/>
+                <w:color w:val="000000"/>
+              </w:rPr>
+            </w:pPr>
             <w:r>
+              <w:rPr>
+                <w:rFonts w:ascii="Aptos Narrow" w:eastAsia="Times New Roman" w:hAnsi="Aptos Narrow" w:cs="Times New Roman"/>
+                <w:b/>
+                <w:bCs/>
+                <w:color w:val="000000"/>
+              </w:rPr>
               <w:t>Object Name</w:t>
             </w:r>
           </w:p>
         </w:tc>
         <w:tc>
           <w:tcPr>
-            <w:tcW w:w="2880" w:type="dxa"/>
+            <w:tcW w:w="3500" w:type="dxa"/>
+            <w:tcBorders>
+              <w:top w:val="single" w:sz="4" w:space="0" w:color="auto"/>
+              <w:left w:val="nil"/>
+              <w:bottom w:val="single" w:sz="4" w:space="0" w:color="auto"/>
+              <w:right w:val="single" w:sz="4" w:space="0" w:color="auto"/>
+            </w:tcBorders>
+            <w:vAlign w:val="center"/>
+            <w:hideMark/>
           </w:tcPr>
           <w:p>
+            <w:pPr>
+              <w:spacing w:after="0" w:line="240" w:lineRule="auto"/>
+              <w:jc w:val="center"/>
+              <w:rPr>
+                <w:rFonts w:ascii="Aptos Narrow" w:eastAsia="Times New Roman" w:hAnsi="Aptos Narrow" w:cs="Times New Roman"/>
+                <w:b/>
+                <w:bCs/>
+                <w:color w:val="000000"/>
+              </w:rPr>
+            </w:pPr>
             <w:r>
+              <w:rPr>
+                <w:rFonts w:ascii="Aptos Narrow" w:eastAsia="Times New Roman" w:hAnsi="Aptos Narrow" w:cs="Times New Roman"/>
+                <w:b/>
+                <w:bCs/>
+                <w:color w:val="000000"/>
+              </w:rPr>
               <w:t>What is this object?</w:t>
             </w:r>
           </w:p>
         </w:tc>
         <w:tc>
           <w:tcPr>
-            <w:tcW w:w="2880" w:type="dxa"/>
+            <w:tcW w:w="3280" w:type="dxa"/>
+            <w:tcBorders>
+              <w:top w:val="single" w:sz="4" w:space="0" w:color="auto"/>
+              <w:left w:val="nil"/>
+              <w:bottom w:val="single" w:sz="4" w:space="0" w:color="auto"/>
+              <w:right w:val="single" w:sz="4" w:space="0" w:color="auto"/>
+            </w:tcBorders>
+            <w:vAlign w:val="center"/>
+            <w:hideMark/>
           </w:tcPr>
           <w:p>
+            <w:pPr>
+              <w:spacing w:after="0" w:line="240" w:lineRule="auto"/>
+              <w:jc w:val="center"/>
+              <w:rPr>
+                <w:rFonts w:ascii="Aptos Narrow" w:eastAsia="Times New Roman" w:hAnsi="Aptos Narrow" w:cs="Times New Roman"/>
+                <w:b/>
+                <w:bCs/>
+                <w:color w:val="000000"/>
+              </w:rPr>
+            </w:pPr>
             <w:r>
+              <w:rPr>
+                <w:rFonts w:ascii="Aptos Narrow" w:eastAsia="Times New Roman" w:hAnsi="Aptos Narrow" w:cs="Times New Roman"/>
+                <w:b/>
+                <w:bCs/>
+                <w:color w:val="000000"/>
+              </w:rPr>
               <w:t>Why does it exist in the game?</w:t>
             </w:r>
           </w:p>
         </w:tc>
       </w:tr>
       <w:tr>
+        <w:trPr>
+          <w:trHeight w:val="1200"/>
+        </w:trPr>
         <w:tc>
           <w:tcPr>
-            <w:tcW w:w="2880" w:type="dxa"/>
+            <w:tcW w:w="1460" w:type="dxa"/>
+            <w:tcBorders>
+              <w:top w:val="nil"/>
+              <w:left w:val="single" w:sz="4" w:space="0" w:color="auto"/>
+              <w:bottom w:val="single" w:sz="4" w:space="0" w:color="auto"/>
+              <w:right w:val="single" w:sz="4" w:space="0" w:color="auto"/>
+            </w:tcBorders>
+            <w:vAlign w:val="center"/>
+            <w:hideMark/>
           </w:tcPr>
-          <w:p/>
+          <w:p>
+            <w:pPr>
+              <w:spacing w:after="0" w:line="240" w:lineRule="auto"/>
+              <w:rPr>
+                <w:rFonts w:ascii="Aptos Narrow" w:eastAsia="Times New Roman" w:hAnsi="Aptos Narrow" w:cs="Times New Roman"/>
+                <w:b/>
+                <w:bCs/>
+                <w:color w:val="000000"/>
+              </w:rPr>
+            </w:pPr>
+            <w:r>
+              <w:rPr>
+                <w:rFonts w:ascii="Aptos Narrow" w:eastAsia="Times New Roman" w:hAnsi="Aptos Narrow" w:cs="Times New Roman"/>
+                <w:b/>
+                <w:bCs/>
+                <w:color w:val="000000"/>
+              </w:rPr>
+              <w:t>GameEntity</w:t>
+            </w:r>
+          </w:p>
         </w:tc>
         <w:tc>
           <w:tcPr>
-            <w:tcW w:w="2880" w:type="dxa"/>
+            <w:tcW w:w="3500" w:type="dxa"/>
+            <w:tcBorders>
+              <w:top w:val="nil"/>
+              <w:left w:val="nil"/>
+              <w:bottom w:val="single" w:sz="4" w:space="0" w:color="auto"/>
+              <w:right w:val="single" w:sz="4" w:space="0" w:color="auto"/>
+            </w:tcBorders>
+            <w:vAlign w:val="center"/>
+            <w:hideMark/>
           </w:tcPr>
-          <w:p/>
+          <w:p>
+            <w:pPr>
+              <w:spacing w:after="0" w:line="240" w:lineRule="auto"/>
+              <w:rPr>
+                <w:rFonts w:ascii="Aptos Narrow" w:eastAsia="Times New Roman" w:hAnsi="Aptos Narrow" w:cs="Times New Roman"/>
+                <w:color w:val="000000"/>
+              </w:rPr>
+            </w:pPr>
+            <w:r>
+              <w:rPr>
+                <w:rFonts w:ascii="Aptos Narrow" w:eastAsia="Times New Roman" w:hAnsi="Aptos Narrow" w:cs="Times New Roman"/>
+                <w:color w:val="000000"/>
+              </w:rPr>
+              <w:t>A generic concept representing anything that exists in the game world (player, enemies, items).</w:t>
+            </w:r>
+          </w:p>
         </w:tc>
         <w:tc>
           <w:tcPr>
-            <w:tcW w:w="2880" w:type="dxa"/>
+            <w:tcW w:w="3280" w:type="dxa"/>
+            <w:tcBorders>
+              <w:top w:val="nil"/>
+              <w:left w:val="nil"/>
+              <w:bottom w:val="single" w:sz="4" w:space="0" w:color="auto"/>
+              <w:right w:val="single" w:sz="4" w:space="0" w:color="auto"/>
+            </w:tcBorders>
+            <w:vAlign w:val="center"/>
+            <w:hideMark/>
           </w:tcPr>
-          <w:p/>
+          <w:p>
+            <w:pPr>
+              <w:spacing w:after="0" w:line="240" w:lineRule="auto"/>
+              <w:rPr>
+                <w:rFonts w:ascii="Aptos Narrow" w:eastAsia="Times New Roman" w:hAnsi="Aptos Narrow" w:cs="Times New Roman"/>
+                <w:color w:val="000000"/>
+              </w:rPr>
+            </w:pPr>
+            <w:r>
+              <w:rPr>
+                <w:rFonts w:ascii="Aptos Narrow" w:eastAsia="Times New Roman" w:hAnsi="Aptos Narrow" w:cs="Times New Roman"/>
+                <w:color w:val="000000"/>
+              </w:rPr>
+              <w:t>Provides a shared identity so common behaviors (position, visibility, collision) can be defined consistently later.</w:t>
+            </w:r>
+          </w:p>
         </w:tc>
       </w:tr>
       <w:tr>
+        <w:trPr>
+          <w:trHeight w:val="900"/>
+        </w:trPr>
         <w:tc>
           <w:tcPr>
-            <w:tcW w:w="2880" w:type="dxa"/>
+            <w:tcW w:w="1460" w:type="dxa"/>
+            <w:tcBorders>
+              <w:top w:val="nil"/>
+              <w:left w:val="single" w:sz="4" w:space="0" w:color="auto"/>
+              <w:bottom w:val="single" w:sz="4" w:space="0" w:color="auto"/>
+              <w:right w:val="single" w:sz="4" w:space="0" w:color="auto"/>
+            </w:tcBorders>
+            <w:vAlign w:val="center"/>
+            <w:hideMark/>
           </w:tcPr>
-          <w:p/>
+          <w:p>
+            <w:pPr>
+              <w:spacing w:after="0" w:line="240" w:lineRule="auto"/>
+              <w:rPr>
+                <w:rFonts w:ascii="Aptos Narrow" w:eastAsia="Times New Roman" w:hAnsi="Aptos Narrow" w:cs="Times New Roman"/>
+                <w:b/>
+                <w:bCs/>
+                <w:color w:val="000000"/>
+              </w:rPr>
+            </w:pPr>
+            <w:r>
+              <w:rPr>
+                <w:rFonts w:ascii="Aptos Narrow" w:eastAsia="Times New Roman" w:hAnsi="Aptos Narrow" w:cs="Times New Roman"/>
+                <w:b/>
+                <w:bCs/>
+                <w:color w:val="000000"/>
+              </w:rPr>
+              <w:t>Food</w:t>
+            </w:r>
+          </w:p>
         </w:tc>
         <w:tc>
           <w:tcPr>
-            <w:tcW w:w="2880" w:type="dxa"/>
+            <w:tcW w:w="3500" w:type="dxa"/>
+            <w:tcBorders>
+              <w:top w:val="nil"/>
+              <w:left w:val="nil"/>
+              <w:bottom w:val="single" w:sz="4" w:space="0" w:color="auto"/>
+              <w:right w:val="single" w:sz="4" w:space="0" w:color="auto"/>
+            </w:tcBorders>
+            <w:vAlign w:val="center"/>
+            <w:hideMark/>
           </w:tcPr>
-          <w:p/>
+          <w:p>
+            <w:pPr>
+              <w:spacing w:after="0" w:line="240" w:lineRule="auto"/>
+              <w:rPr>
+                <w:rFonts w:ascii="Aptos Narrow" w:eastAsia="Times New Roman" w:hAnsi="Aptos Narrow" w:cs="Times New Roman"/>
+                <w:color w:val="000000"/>
+              </w:rPr>
+            </w:pPr>
+            <w:r>
+              <w:rPr>
+                <w:rFonts w:ascii="Aptos Narrow" w:eastAsia="Times New Roman" w:hAnsi="Aptos Narrow" w:cs="Times New Roman"/>
+                <w:color w:val="000000"/>
+              </w:rPr>
+              <w:t>A general concept for items that can be consumed by the player.</w:t>
+            </w:r>
+          </w:p>
         </w:tc>
         <w:tc>
           <w:tcPr>
-            <w:tcW w:w="2880" w:type="dxa"/>
+            <w:tcW w:w="3280" w:type="dxa"/>
+            <w:tcBorders>
+              <w:top w:val="nil"/>
+              <w:left w:val="nil"/>
+              <w:bottom w:val="single" w:sz="4" w:space="0" w:color="auto"/>
+              <w:right w:val="single" w:sz="4" w:space="0" w:color="auto"/>
+            </w:tcBorders>
+            <w:vAlign w:val="center"/>
+            <w:hideMark/>
           </w:tcPr>
-          <w:p/>
+          <w:p>
+            <w:pPr>
+              <w:spacing w:after="0" w:line="240" w:lineRule="auto"/>
+              <w:rPr>
+                <w:rFonts w:ascii="Aptos Narrow" w:eastAsia="Times New Roman" w:hAnsi="Aptos Narrow" w:cs="Times New Roman"/>
+                <w:color w:val="000000"/>
+              </w:rPr>
+            </w:pPr>
+            <w:r>
+              <w:rPr>
+                <w:rFonts w:ascii="Aptos Narrow" w:eastAsia="Times New Roman" w:hAnsi="Aptos Narrow" w:cs="Times New Roman"/>
+                <w:color w:val="000000"/>
+              </w:rPr>
+              <w:t>Allows the game to track consumable items and apply effects when eaten.</w:t>
+            </w:r>
+          </w:p>
         </w:tc>
       </w:tr>
       <w:tr>
+        <w:trPr>
+          <w:trHeight w:val="600"/>
+        </w:trPr>
         <w:tc>
           <w:tcPr>
-            <w:tcW w:w="2880" w:type="dxa"/>
+            <w:tcW w:w="1460" w:type="dxa"/>
+            <w:tcBorders>
+              <w:top w:val="nil"/>
+              <w:left w:val="single" w:sz="4" w:space="0" w:color="auto"/>
+              <w:bottom w:val="single" w:sz="4" w:space="0" w:color="auto"/>
+              <w:right w:val="single" w:sz="4" w:space="0" w:color="auto"/>
+            </w:tcBorders>
+            <w:vAlign w:val="center"/>
+            <w:hideMark/>
           </w:tcPr>
-          <w:p/>
+          <w:p>
+            <w:pPr>
+              <w:spacing w:after="0" w:line="240" w:lineRule="auto"/>
+              <w:rPr>
+                <w:rFonts w:ascii="Aptos Narrow" w:eastAsia="Times New Roman" w:hAnsi="Aptos Narrow" w:cs="Times New Roman"/>
+                <w:b/>
+                <w:bCs/>
+                <w:color w:val="000000"/>
+              </w:rPr>
+            </w:pPr>
+            <w:r>
+              <w:rPr>
+                <w:rFonts w:ascii="Aptos Narrow" w:eastAsia="Times New Roman" w:hAnsi="Aptos Narrow" w:cs="Times New Roman"/>
+                <w:b/>
+                <w:bCs/>
+                <w:color w:val="000000"/>
+              </w:rPr>
+              <w:t>Pellets</w:t>
+            </w:r>
+          </w:p>
         </w:tc>
         <w:tc>
           <w:tcPr>
-            <w:tcW w:w="2880" w:type="dxa"/>
+            <w:tcW w:w="3500" w:type="dxa"/>
+            <w:tcBorders>
+              <w:top w:val="nil"/>
+              <w:left w:val="nil"/>
+              <w:bottom w:val="single" w:sz="4" w:space="0" w:color="auto"/>
+              <w:right w:val="single" w:sz="4" w:space="0" w:color="auto"/>
+            </w:tcBorders>
+            <w:vAlign w:val="center"/>
+            <w:hideMark/>
           </w:tcPr>
-          <w:p/>
+          <w:p>
+            <w:pPr>
+              <w:spacing w:after="0" w:line="240" w:lineRule="auto"/>
+              <w:rPr>
+                <w:rFonts w:ascii="Aptos Narrow" w:eastAsia="Times New Roman" w:hAnsi="Aptos Narrow" w:cs="Times New Roman"/>
+                <w:color w:val="000000"/>
+              </w:rPr>
+            </w:pPr>
+            <w:r>
+              <w:rPr>
+                <w:rFonts w:ascii="Aptos Narrow" w:eastAsia="Times New Roman" w:hAnsi="Aptos Narrow" w:cs="Times New Roman"/>
+                <w:color w:val="000000"/>
+              </w:rPr>
+              <w:t>Small food items scattered throughout the maze.</w:t>
+            </w:r>
+          </w:p>
         </w:tc>
         <w:tc>
           <w:tcPr>
-            <w:tcW w:w="2880" w:type="dxa"/>
+            <w:tcW w:w="3280" w:type="dxa"/>
+            <w:tcBorders>
+              <w:top w:val="nil"/>
+              <w:left w:val="nil"/>
+              <w:bottom w:val="single" w:sz="4" w:space="0" w:color="auto"/>
+              <w:right w:val="single" w:sz="4" w:space="0" w:color="auto"/>
+            </w:tcBorders>
+            <w:vAlign w:val="center"/>
+            <w:hideMark/>
           </w:tcPr>
-          <w:p/>
+          <w:p>
+            <w:pPr>
+              <w:spacing w:after="0" w:line="240" w:lineRule="auto"/>
+              <w:rPr>
+                <w:rFonts w:ascii="Aptos Narrow" w:eastAsia="Times New Roman" w:hAnsi="Aptos Narrow" w:cs="Times New Roman"/>
+                <w:color w:val="000000"/>
+              </w:rPr>
+            </w:pPr>
+            <w:r>
+              <w:rPr>
+                <w:rFonts w:ascii="Aptos Narrow" w:eastAsia="Times New Roman" w:hAnsi="Aptos Narrow" w:cs="Times New Roman"/>
+                <w:color w:val="000000"/>
+              </w:rPr>
+              <w:t>Encourage player movement, scoring, and level progression.</w:t>
+            </w:r>
+          </w:p>
         </w:tc>
       </w:tr>
       <w:tr>
+        <w:trPr>
+          <w:trHeight w:val="900"/>
+        </w:trPr>
         <w:tc>
           <w:tcPr>
-            <w:tcW w:w="2880" w:type="dxa"/>
+            <w:tcW w:w="1460" w:type="dxa"/>
+            <w:tcBorders>
+              <w:top w:val="nil"/>
+              <w:left w:val="single" w:sz="4" w:space="0" w:color="auto"/>
+              <w:bottom w:val="single" w:sz="4" w:space="0" w:color="auto"/>
+              <w:right w:val="single" w:sz="4" w:space="0" w:color="auto"/>
+            </w:tcBorders>
+            <w:vAlign w:val="center"/>
+            <w:hideMark/>
           </w:tcPr>
-          <w:p/>
+          <w:p>
+            <w:pPr>
+              <w:spacing w:after="0" w:line="240" w:lineRule="auto"/>
+              <w:rPr>
+                <w:rFonts w:ascii="Aptos Narrow" w:eastAsia="Times New Roman" w:hAnsi="Aptos Narrow" w:cs="Times New Roman"/>
+                <w:b/>
+                <w:bCs/>
+                <w:color w:val="000000"/>
+              </w:rPr>
+            </w:pPr>
+            <w:r>
+              <w:rPr>
+                <w:rFonts w:ascii="Aptos Narrow" w:eastAsia="Times New Roman" w:hAnsi="Aptos Narrow" w:cs="Times New Roman"/>
+                <w:b/>
+                <w:bCs/>
+                <w:color w:val="000000"/>
+              </w:rPr>
+              <w:t>SuperPellets</w:t>
+            </w:r>
+          </w:p>
         </w:tc>
         <w:tc>
           <w:tcPr>
-            <w:tcW w:w="2880" w:type="dxa"/>
+            <w:tcW w:w="3500" w:type="dxa"/>
+            <w:tcBorders>
+              <w:top w:val="nil"/>
+              <w:left w:val="nil"/>
+              <w:bottom w:val="single" w:sz="4" w:space="0" w:color="auto"/>
+              <w:right w:val="single" w:sz="4" w:space="0" w:color="auto"/>
+            </w:tcBorders>
+            <w:vAlign w:val="center"/>
+            <w:hideMark/>
           </w:tcPr>
-          <w:p/>
+          <w:p>
+            <w:pPr>
+              <w:spacing w:after="0" w:line="240" w:lineRule="auto"/>
+              <w:rPr>
+                <w:rFonts w:ascii="Aptos Narrow" w:eastAsia="Times New Roman" w:hAnsi="Aptos Narrow" w:cs="Times New Roman"/>
+                <w:color w:val="000000"/>
+              </w:rPr>
+            </w:pPr>
+            <w:r>
+              <w:rPr>
+                <w:rFonts w:ascii="Aptos Narrow" w:eastAsia="Times New Roman" w:hAnsi="Aptos Narrow" w:cs="Times New Roman"/>
+                <w:color w:val="000000"/>
+              </w:rPr>
+              <w:t>Special pellets that temporarily change gameplay rules.</w:t>
+            </w:r>
+          </w:p>
         </w:tc>
         <w:tc>
           <w:tcPr>
-            <w:tcW w:w="2880" w:type="dxa"/>
+            <w:tcW w:w="3280" w:type="dxa"/>
+            <w:tcBorders>
+              <w:top w:val="nil"/>
+              <w:left w:val="nil"/>
+              <w:bottom w:val="single" w:sz="4" w:space="0" w:color="auto"/>
+              <w:right w:val="single" w:sz="4" w:space="0" w:color="auto"/>
+            </w:tcBorders>
+            <w:vAlign w:val="center"/>
+            <w:hideMark/>
           </w:tcPr>
-          <w:p/>
+          <w:p>
+            <w:pPr>
+              <w:spacing w:after="0" w:line="240" w:lineRule="auto"/>
+              <w:rPr>
+                <w:rFonts w:ascii="Aptos Narrow" w:eastAsia="Times New Roman" w:hAnsi="Aptos Narrow" w:cs="Times New Roman"/>
+                <w:color w:val="000000"/>
+              </w:rPr>
+            </w:pPr>
+            <w:r>
+              <w:rPr>
+                <w:rFonts w:ascii="Aptos Narrow" w:eastAsia="Times New Roman" w:hAnsi="Aptos Narrow" w:cs="Times New Roman"/>
+                <w:color w:val="000000"/>
+              </w:rPr>
+              <w:t>Enable power-up behavior that lets the player interact with enemies differently.</w:t>
+            </w:r>
+          </w:p>
         </w:tc>
       </w:tr>
       <w:tr>
+        <w:trPr>
+          <w:trHeight w:val="900"/>
+        </w:trPr>
         <w:tc>
           <w:tcPr>
-            <w:tcW w:w="2880" w:type="dxa"/>
+            <w:tcW w:w="1460" w:type="dxa"/>
+            <w:tcBorders>
+              <w:top w:val="nil"/>
+              <w:left w:val="single" w:sz="4" w:space="0" w:color="auto"/>
+              <w:bottom w:val="single" w:sz="4" w:space="0" w:color="auto"/>
+              <w:right w:val="single" w:sz="4" w:space="0" w:color="auto"/>
+            </w:tcBorders>
+            <w:vAlign w:val="center"/>
+            <w:hideMark/>
           </w:tcPr>
-          <w:p/>
+          <w:p>
+            <w:pPr>
+              <w:spacing w:after="0" w:line="240" w:lineRule="auto"/>
+              <w:rPr>
+                <w:rFonts w:ascii="Aptos Narrow" w:eastAsia="Times New Roman" w:hAnsi="Aptos Narrow" w:cs="Times New Roman"/>
+                <w:b/>
+                <w:bCs/>
+                <w:color w:val="000000"/>
+              </w:rPr>
+            </w:pPr>
+            <w:r>
+              <w:rPr>
+                <w:rFonts w:ascii="Aptos Narrow" w:eastAsia="Times New Roman" w:hAnsi="Aptos Narrow" w:cs="Times New Roman"/>
+                <w:b/>
+                <w:bCs/>
+                <w:color w:val="000000"/>
+              </w:rPr>
+              <w:lastRenderedPageBreak/>
+              <w:t>PacMan</w:t>
+            </w:r>
+          </w:p>
         </w:tc>
         <w:tc>
           <w:tcPr>
-            <w:tcW w:w="2880" w:type="dxa"/>
+            <w:tcW w:w="3500" w:type="dxa"/>
+            <w:tcBorders>
+              <w:top w:val="nil"/>
+              <w:left w:val="nil"/>
+              <w:bottom w:val="single" w:sz="4" w:space="0" w:color="auto"/>
+              <w:right w:val="single" w:sz="4" w:space="0" w:color="auto"/>
+            </w:tcBorders>
+            <w:vAlign w:val="center"/>
+            <w:hideMark/>
           </w:tcPr>
-          <w:p/>
+          <w:p>
+            <w:pPr>
+              <w:spacing w:after="0" w:line="240" w:lineRule="auto"/>
+              <w:rPr>
+                <w:rFonts w:ascii="Aptos Narrow" w:eastAsia="Times New Roman" w:hAnsi="Aptos Narrow" w:cs="Times New Roman"/>
+                <w:color w:val="000000"/>
+              </w:rPr>
+            </w:pPr>
+            <w:r>
+              <w:rPr>
+                <w:rFonts w:ascii="Aptos Narrow" w:eastAsia="Times New Roman" w:hAnsi="Aptos Narrow" w:cs="Times New Roman"/>
+                <w:color w:val="000000"/>
+              </w:rPr>
+              <w:t>The player-controlled character.</w:t>
+            </w:r>
+          </w:p>
         </w:tc>
         <w:tc>
           <w:tcPr>
-            <w:tcW w:w="2880" w:type="dxa"/>
+            <w:tcW w:w="3280" w:type="dxa"/>
+            <w:tcBorders>
+              <w:top w:val="nil"/>
+              <w:left w:val="nil"/>
+              <w:bottom w:val="single" w:sz="4" w:space="0" w:color="auto"/>
+              <w:right w:val="single" w:sz="4" w:space="0" w:color="auto"/>
+            </w:tcBorders>
+            <w:vAlign w:val="center"/>
+            <w:hideMark/>
           </w:tcPr>
-          <w:p/>
+          <w:p>
+            <w:pPr>
+              <w:spacing w:after="0" w:line="240" w:lineRule="auto"/>
+              <w:rPr>
+                <w:rFonts w:ascii="Aptos Narrow" w:eastAsia="Times New Roman" w:hAnsi="Aptos Narrow" w:cs="Times New Roman"/>
+                <w:color w:val="000000"/>
+              </w:rPr>
+            </w:pPr>
+            <w:r>
+              <w:rPr>
+                <w:rFonts w:ascii="Aptos Narrow" w:eastAsia="Times New Roman" w:hAnsi="Aptos Narrow" w:cs="Times New Roman"/>
+                <w:color w:val="000000"/>
+              </w:rPr>
+              <w:t>Represents the main actor that the player controls to interact with the game world.</w:t>
+            </w:r>
+          </w:p>
+        </w:tc>
+      </w:tr>
+      <w:tr>
+        <w:trPr>
+          <w:trHeight w:val="900"/>
+        </w:trPr>
+        <w:tc>
+          <w:tcPr>
+            <w:tcW w:w="1460" w:type="dxa"/>
+            <w:tcBorders>
+              <w:top w:val="nil"/>
+              <w:left w:val="single" w:sz="4" w:space="0" w:color="auto"/>
+              <w:bottom w:val="single" w:sz="4" w:space="0" w:color="auto"/>
+              <w:right w:val="single" w:sz="4" w:space="0" w:color="auto"/>
+            </w:tcBorders>
+            <w:vAlign w:val="center"/>
+            <w:hideMark/>
+          </w:tcPr>
+          <w:p>
+            <w:pPr>
+              <w:spacing w:after="0" w:line="240" w:lineRule="auto"/>
+              <w:rPr>
+                <w:rFonts w:ascii="Aptos Narrow" w:eastAsia="Times New Roman" w:hAnsi="Aptos Narrow" w:cs="Times New Roman"/>
+                <w:b/>
+                <w:bCs/>
+                <w:color w:val="000000"/>
+              </w:rPr>
+            </w:pPr>
+            <w:r>
+              <w:rPr>
+                <w:rFonts w:ascii="Aptos Narrow" w:eastAsia="Times New Roman" w:hAnsi="Aptos Narrow" w:cs="Times New Roman"/>
+                <w:b/>
+                <w:bCs/>
+                <w:color w:val="000000"/>
+              </w:rPr>
+              <w:t>Ghosts</w:t>
+            </w:r>
+          </w:p>
+        </w:tc>
+        <w:tc>
+          <w:tcPr>
+            <w:tcW w:w="3500" w:type="dxa"/>
+            <w:tcBorders>
+              <w:top w:val="nil"/>
+              <w:left w:val="nil"/>
+              <w:bottom w:val="single" w:sz="4" w:space="0" w:color="auto"/>
+              <w:right w:val="single" w:sz="4" w:space="0" w:color="auto"/>
+            </w:tcBorders>
+            <w:vAlign w:val="center"/>
+            <w:hideMark/>
+          </w:tcPr>
+          <w:p>
+            <w:pPr>
+              <w:spacing w:after="0" w:line="240" w:lineRule="auto"/>
+              <w:rPr>
+                <w:rFonts w:ascii="Aptos Narrow" w:eastAsia="Times New Roman" w:hAnsi="Aptos Narrow" w:cs="Times New Roman"/>
+                <w:color w:val="000000"/>
+              </w:rPr>
+            </w:pPr>
+            <w:r>
+              <w:rPr>
+                <w:rFonts w:ascii="Aptos Narrow" w:eastAsia="Times New Roman" w:hAnsi="Aptos Narrow" w:cs="Times New Roman"/>
+                <w:color w:val="000000"/>
+              </w:rPr>
+              <w:t>A group of enemy characters that pursue the player.</w:t>
+            </w:r>
+          </w:p>
+        </w:tc>
+        <w:tc>
+          <w:tcPr>
+            <w:tcW w:w="3280" w:type="dxa"/>
+            <w:tcBorders>
+              <w:top w:val="nil"/>
+              <w:left w:val="nil"/>
+              <w:bottom w:val="single" w:sz="4" w:space="0" w:color="auto"/>
+              <w:right w:val="single" w:sz="4" w:space="0" w:color="auto"/>
+            </w:tcBorders>
+            <w:vAlign w:val="center"/>
+            <w:hideMark/>
+          </w:tcPr>
+          <w:p>
+            <w:pPr>
+              <w:spacing w:after="0" w:line="240" w:lineRule="auto"/>
+              <w:rPr>
+                <w:rFonts w:ascii="Aptos Narrow" w:eastAsia="Times New Roman" w:hAnsi="Aptos Narrow" w:cs="Times New Roman"/>
+                <w:color w:val="000000"/>
+              </w:rPr>
+            </w:pPr>
+            <w:r>
+              <w:rPr>
+                <w:rFonts w:ascii="Aptos Narrow" w:eastAsia="Times New Roman" w:hAnsi="Aptos Narrow" w:cs="Times New Roman"/>
+                <w:color w:val="000000"/>
+              </w:rPr>
+              <w:t>Provide challenge, danger, and dynamic movement within the maze.</w:t>
+            </w:r>
+          </w:p>
+        </w:tc>
+      </w:tr>
+      <w:tr>
+        <w:trPr>
+          <w:trHeight w:val="600"/>
+        </w:trPr>
+        <w:tc>
+          <w:tcPr>
+            <w:tcW w:w="1460" w:type="dxa"/>
+            <w:tcBorders>
+              <w:top w:val="nil"/>
+              <w:left w:val="single" w:sz="4" w:space="0" w:color="auto"/>
+              <w:bottom w:val="single" w:sz="4" w:space="0" w:color="auto"/>
+              <w:right w:val="single" w:sz="4" w:space="0" w:color="auto"/>
+            </w:tcBorders>
+            <w:vAlign w:val="center"/>
+            <w:hideMark/>
+          </w:tcPr>
+          <w:p>
+            <w:pPr>
+              <w:spacing w:after="0" w:line="240" w:lineRule="auto"/>
+              <w:rPr>
+                <w:rFonts w:ascii="Aptos Narrow" w:eastAsia="Times New Roman" w:hAnsi="Aptos Narrow" w:cs="Times New Roman"/>
+                <w:b/>
+                <w:bCs/>
+                <w:color w:val="000000"/>
+              </w:rPr>
+            </w:pPr>
+            <w:r>
+              <w:rPr>
+                <w:rFonts w:ascii="Aptos Narrow" w:eastAsia="Times New Roman" w:hAnsi="Aptos Narrow" w:cs="Times New Roman"/>
+                <w:b/>
+                <w:bCs/>
+                <w:color w:val="000000"/>
+              </w:rPr>
+              <w:t>Blinky</w:t>
+            </w:r>
+          </w:p>
+        </w:tc>
+        <w:tc>
+          <w:tcPr>
+            <w:tcW w:w="3500" w:type="dxa"/>
+            <w:tcBorders>
+              <w:top w:val="nil"/>
+              <w:left w:val="nil"/>
+              <w:bottom w:val="single" w:sz="4" w:space="0" w:color="auto"/>
+              <w:right w:val="single" w:sz="4" w:space="0" w:color="auto"/>
+            </w:tcBorders>
+            <w:vAlign w:val="center"/>
+            <w:hideMark/>
+          </w:tcPr>
+          <w:p>
+            <w:pPr>
+              <w:spacing w:after="0" w:line="240" w:lineRule="auto"/>
+              <w:rPr>
+                <w:rFonts w:ascii="Aptos Narrow" w:eastAsia="Times New Roman" w:hAnsi="Aptos Narrow" w:cs="Times New Roman"/>
+                <w:color w:val="000000"/>
+              </w:rPr>
+            </w:pPr>
+            <w:r>
+              <w:rPr>
+                <w:rFonts w:ascii="Aptos Narrow" w:eastAsia="Times New Roman" w:hAnsi="Aptos Narrow" w:cs="Times New Roman"/>
+                <w:color w:val="000000"/>
+              </w:rPr>
+              <w:t>A ghost that aggressively chases the player.</w:t>
+            </w:r>
+          </w:p>
+        </w:tc>
+        <w:tc>
+          <w:tcPr>
+            <w:tcW w:w="3280" w:type="dxa"/>
+            <w:tcBorders>
+              <w:top w:val="nil"/>
+              <w:left w:val="nil"/>
+              <w:bottom w:val="single" w:sz="4" w:space="0" w:color="auto"/>
+              <w:right w:val="single" w:sz="4" w:space="0" w:color="auto"/>
+            </w:tcBorders>
+            <w:vAlign w:val="center"/>
+            <w:hideMark/>
+          </w:tcPr>
+          <w:p>
+            <w:pPr>
+              <w:spacing w:after="0" w:line="240" w:lineRule="auto"/>
+              <w:rPr>
+                <w:rFonts w:ascii="Aptos Narrow" w:eastAsia="Times New Roman" w:hAnsi="Aptos Narrow" w:cs="Times New Roman"/>
+                <w:color w:val="000000"/>
+              </w:rPr>
+            </w:pPr>
+            <w:r>
+              <w:rPr>
+                <w:rFonts w:ascii="Aptos Narrow" w:eastAsia="Times New Roman" w:hAnsi="Aptos Narrow" w:cs="Times New Roman"/>
+                <w:color w:val="000000"/>
+              </w:rPr>
+              <w:t>Adds a fast, direct threat to increase difficulty.</w:t>
+            </w:r>
+          </w:p>
+        </w:tc>
+      </w:tr>
+      <w:tr>
+        <w:trPr>
+          <w:trHeight w:val="600"/>
+        </w:trPr>
+        <w:tc>
+          <w:tcPr>
+            <w:tcW w:w="1460" w:type="dxa"/>
+            <w:tcBorders>
+              <w:top w:val="nil"/>
+              <w:left w:val="single" w:sz="4" w:space="0" w:color="auto"/>
+              <w:bottom w:val="single" w:sz="4" w:space="0" w:color="auto"/>
+              <w:right w:val="single" w:sz="4" w:space="0" w:color="auto"/>
+            </w:tcBorders>
+            <w:vAlign w:val="center"/>
+            <w:hideMark/>
+          </w:tcPr>
+          <w:p>
+            <w:pPr>
+              <w:spacing w:after="0" w:line="240" w:lineRule="auto"/>
+              <w:rPr>
+                <w:rFonts w:ascii="Aptos Narrow" w:eastAsia="Times New Roman" w:hAnsi="Aptos Narrow" w:cs="Times New Roman"/>
+                <w:b/>
+                <w:bCs/>
+                <w:color w:val="000000"/>
+              </w:rPr>
+            </w:pPr>
+            <w:r>
+              <w:rPr>
+                <w:rFonts w:ascii="Aptos Narrow" w:eastAsia="Times New Roman" w:hAnsi="Aptos Narrow" w:cs="Times New Roman"/>
+                <w:b/>
+                <w:bCs/>
+                <w:color w:val="000000"/>
+              </w:rPr>
+              <w:t>Inky</w:t>
+            </w:r>
+          </w:p>
+        </w:tc>
+        <w:tc>
+          <w:tcPr>
+            <w:tcW w:w="3500" w:type="dxa"/>
+            <w:tcBorders>
+              <w:top w:val="nil"/>
+              <w:left w:val="nil"/>
+              <w:bottom w:val="single" w:sz="4" w:space="0" w:color="auto"/>
+              <w:right w:val="single" w:sz="4" w:space="0" w:color="auto"/>
+            </w:tcBorders>
+            <w:vAlign w:val="center"/>
+            <w:hideMark/>
+          </w:tcPr>
+          <w:p>
+            <w:pPr>
+              <w:spacing w:after="0" w:line="240" w:lineRule="auto"/>
+              <w:rPr>
+                <w:rFonts w:ascii="Aptos Narrow" w:eastAsia="Times New Roman" w:hAnsi="Aptos Narrow" w:cs="Times New Roman"/>
+                <w:color w:val="000000"/>
+              </w:rPr>
+            </w:pPr>
+            <w:r>
+              <w:rPr>
+                <w:rFonts w:ascii="Aptos Narrow" w:eastAsia="Times New Roman" w:hAnsi="Aptos Narrow" w:cs="Times New Roman"/>
+                <w:color w:val="000000"/>
+              </w:rPr>
+              <w:t>A ghost with unpredictable movement behavior.</w:t>
+            </w:r>
+          </w:p>
+        </w:tc>
+        <w:tc>
+          <w:tcPr>
+            <w:tcW w:w="3280" w:type="dxa"/>
+            <w:tcBorders>
+              <w:top w:val="nil"/>
+              <w:left w:val="nil"/>
+              <w:bottom w:val="single" w:sz="4" w:space="0" w:color="auto"/>
+              <w:right w:val="single" w:sz="4" w:space="0" w:color="auto"/>
+            </w:tcBorders>
+            <w:vAlign w:val="center"/>
+            <w:hideMark/>
+          </w:tcPr>
+          <w:p>
+            <w:pPr>
+              <w:spacing w:after="0" w:line="240" w:lineRule="auto"/>
+              <w:rPr>
+                <w:rFonts w:ascii="Aptos Narrow" w:eastAsia="Times New Roman" w:hAnsi="Aptos Narrow" w:cs="Times New Roman"/>
+                <w:color w:val="000000"/>
+              </w:rPr>
+            </w:pPr>
+            <w:r>
+              <w:rPr>
+                <w:rFonts w:ascii="Aptos Narrow" w:eastAsia="Times New Roman" w:hAnsi="Aptos Narrow" w:cs="Times New Roman"/>
+                <w:color w:val="000000"/>
+              </w:rPr>
+              <w:t>Introduces uncertainty and variety in enemy behavior.</w:t>
+            </w:r>
+          </w:p>
+        </w:tc>
+      </w:tr>
+      <w:tr>
+        <w:trPr>
+          <w:trHeight w:val="600"/>
+        </w:trPr>
+        <w:tc>
+          <w:tcPr>
+            <w:tcW w:w="1460" w:type="dxa"/>
+            <w:tcBorders>
+              <w:top w:val="nil"/>
+              <w:left w:val="single" w:sz="4" w:space="0" w:color="auto"/>
+              <w:bottom w:val="single" w:sz="4" w:space="0" w:color="auto"/>
+              <w:right w:val="single" w:sz="4" w:space="0" w:color="auto"/>
+            </w:tcBorders>
+            <w:vAlign w:val="center"/>
+            <w:hideMark/>
+          </w:tcPr>
+          <w:p>
+            <w:pPr>
+              <w:spacing w:after="0" w:line="240" w:lineRule="auto"/>
+              <w:rPr>
+                <w:rFonts w:ascii="Aptos Narrow" w:eastAsia="Times New Roman" w:hAnsi="Aptos Narrow" w:cs="Times New Roman"/>
+                <w:b/>
+                <w:bCs/>
+                <w:color w:val="000000"/>
+              </w:rPr>
+            </w:pPr>
+            <w:r>
+              <w:rPr>
+                <w:rFonts w:ascii="Aptos Narrow" w:eastAsia="Times New Roman" w:hAnsi="Aptos Narrow" w:cs="Times New Roman"/>
+                <w:b/>
+                <w:bCs/>
+                <w:color w:val="000000"/>
+              </w:rPr>
+              <w:t>Pinky</w:t>
+            </w:r>
+          </w:p>
+        </w:tc>
+        <w:tc>
+          <w:tcPr>
+            <w:tcW w:w="3500" w:type="dxa"/>
+            <w:tcBorders>
+              <w:top w:val="nil"/>
+              <w:left w:val="nil"/>
+              <w:bottom w:val="single" w:sz="4" w:space="0" w:color="auto"/>
+              <w:right w:val="single" w:sz="4" w:space="0" w:color="auto"/>
+            </w:tcBorders>
+            <w:vAlign w:val="center"/>
+            <w:hideMark/>
+          </w:tcPr>
+          <w:p>
+            <w:pPr>
+              <w:spacing w:after="0" w:line="240" w:lineRule="auto"/>
+              <w:rPr>
+                <w:rFonts w:ascii="Aptos Narrow" w:eastAsia="Times New Roman" w:hAnsi="Aptos Narrow" w:cs="Times New Roman"/>
+                <w:color w:val="000000"/>
+              </w:rPr>
+            </w:pPr>
+            <w:r>
+              <w:rPr>
+                <w:rFonts w:ascii="Aptos Narrow" w:eastAsia="Times New Roman" w:hAnsi="Aptos Narrow" w:cs="Times New Roman"/>
+                <w:color w:val="000000"/>
+              </w:rPr>
+              <w:t>A ghost that attempts to ambush the player.</w:t>
+            </w:r>
+          </w:p>
+        </w:tc>
+        <w:tc>
+          <w:tcPr>
+            <w:tcW w:w="3280" w:type="dxa"/>
+            <w:tcBorders>
+              <w:top w:val="nil"/>
+              <w:left w:val="nil"/>
+              <w:bottom w:val="single" w:sz="4" w:space="0" w:color="auto"/>
+              <w:right w:val="single" w:sz="4" w:space="0" w:color="auto"/>
+            </w:tcBorders>
+            <w:vAlign w:val="center"/>
+            <w:hideMark/>
+          </w:tcPr>
+          <w:p>
+            <w:pPr>
+              <w:spacing w:after="0" w:line="240" w:lineRule="auto"/>
+              <w:rPr>
+                <w:rFonts w:ascii="Aptos Narrow" w:eastAsia="Times New Roman" w:hAnsi="Aptos Narrow" w:cs="Times New Roman"/>
+                <w:color w:val="000000"/>
+              </w:rPr>
+            </w:pPr>
+            <w:r>
+              <w:rPr>
+                <w:rFonts w:ascii="Aptos Narrow" w:eastAsia="Times New Roman" w:hAnsi="Aptos Narrow" w:cs="Times New Roman"/>
+                <w:color w:val="000000"/>
+              </w:rPr>
+              <w:t>Encourages strategic movement rather than simple avoidance.</w:t>
+            </w:r>
+          </w:p>
+        </w:tc>
+      </w:tr>
+      <w:tr>
+        <w:trPr>
+          <w:trHeight w:val="600"/>
+        </w:trPr>
+        <w:tc>
+          <w:tcPr>
+            <w:tcW w:w="1460" w:type="dxa"/>
+            <w:tcBorders>
+              <w:top w:val="nil"/>
+              <w:left w:val="single" w:sz="4" w:space="0" w:color="auto"/>
+              <w:bottom w:val="single" w:sz="4" w:space="0" w:color="auto"/>
+              <w:right w:val="single" w:sz="4" w:space="0" w:color="auto"/>
+            </w:tcBorders>
+            <w:vAlign w:val="center"/>
+            <w:hideMark/>
+          </w:tcPr>
+          <w:p>
+            <w:pPr>
+              <w:spacing w:after="0" w:line="240" w:lineRule="auto"/>
+              <w:rPr>
+                <w:rFonts w:ascii="Aptos Narrow" w:eastAsia="Times New Roman" w:hAnsi="Aptos Narrow" w:cs="Times New Roman"/>
+                <w:b/>
+                <w:bCs/>
+                <w:color w:val="000000"/>
+              </w:rPr>
+            </w:pPr>
+            <w:r>
+              <w:rPr>
+                <w:rFonts w:ascii="Aptos Narrow" w:eastAsia="Times New Roman" w:hAnsi="Aptos Narrow" w:cs="Times New Roman"/>
+                <w:b/>
+                <w:bCs/>
+                <w:color w:val="000000"/>
+              </w:rPr>
+              <w:t>Clyde</w:t>
+            </w:r>
+          </w:p>
+        </w:tc>
+        <w:tc>
+          <w:tcPr>
+            <w:tcW w:w="3500" w:type="dxa"/>
+            <w:tcBorders>
+              <w:top w:val="nil"/>
+              <w:left w:val="nil"/>
+              <w:bottom w:val="single" w:sz="4" w:space="0" w:color="auto"/>
+              <w:right w:val="single" w:sz="4" w:space="0" w:color="auto"/>
+            </w:tcBorders>
+            <w:vAlign w:val="center"/>
+            <w:hideMark/>
+          </w:tcPr>
+          <w:p>
+            <w:pPr>
+              <w:spacing w:after="0" w:line="240" w:lineRule="auto"/>
+              <w:rPr>
+                <w:rFonts w:ascii="Aptos Narrow" w:eastAsia="Times New Roman" w:hAnsi="Aptos Narrow" w:cs="Times New Roman"/>
+                <w:color w:val="000000"/>
+              </w:rPr>
+            </w:pPr>
+            <w:r>
+              <w:rPr>
+                <w:rFonts w:ascii="Aptos Narrow" w:eastAsia="Times New Roman" w:hAnsi="Aptos Narrow" w:cs="Times New Roman"/>
+                <w:color w:val="000000"/>
+              </w:rPr>
+              <w:t>A ghost with inconsistent or distance-based behavior.</w:t>
+            </w:r>
+          </w:p>
+        </w:tc>
+        <w:tc>
+          <w:tcPr>
+            <w:tcW w:w="3280" w:type="dxa"/>
+            <w:tcBorders>
+              <w:top w:val="nil"/>
+              <w:left w:val="nil"/>
+              <w:bottom w:val="single" w:sz="4" w:space="0" w:color="auto"/>
+              <w:right w:val="single" w:sz="4" w:space="0" w:color="auto"/>
+            </w:tcBorders>
+            <w:vAlign w:val="center"/>
+            <w:hideMark/>
+          </w:tcPr>
+          <w:p>
+            <w:pPr>
+              <w:spacing w:after="0" w:line="240" w:lineRule="auto"/>
+              <w:rPr>
+                <w:rFonts w:ascii="Aptos Narrow" w:eastAsia="Times New Roman" w:hAnsi="Aptos Narrow" w:cs="Times New Roman"/>
+                <w:color w:val="000000"/>
+              </w:rPr>
+            </w:pPr>
+            <w:r>
+              <w:rPr>
+                <w:rFonts w:ascii="Aptos Narrow" w:eastAsia="Times New Roman" w:hAnsi="Aptos Narrow" w:cs="Times New Roman"/>
+                <w:color w:val="000000"/>
+              </w:rPr>
+              <w:t>Prevents predictable enemy patterns and adds randomness.</w:t>
+            </w:r>
+          </w:p>
+        </w:tc>
+      </w:tr>
+      <w:tr>
+        <w:trPr>
+          <w:trHeight w:val="900"/>
+        </w:trPr>
+        <w:tc>
+          <w:tcPr>
+            <w:tcW w:w="1460" w:type="dxa"/>
+            <w:tcBorders>
+              <w:top w:val="nil"/>
+              <w:left w:val="single" w:sz="4" w:space="0" w:color="auto"/>
+              <w:bottom w:val="single" w:sz="4" w:space="0" w:color="auto"/>
+              <w:right w:val="single" w:sz="4" w:space="0" w:color="auto"/>
+            </w:tcBorders>
+            <w:vAlign w:val="center"/>
+            <w:hideMark/>
+          </w:tcPr>
+          <w:p>
+            <w:pPr>
+              <w:spacing w:after="0" w:line="240" w:lineRule="auto"/>
+              <w:rPr>
+                <w:rFonts w:ascii="Aptos Narrow" w:eastAsia="Times New Roman" w:hAnsi="Aptos Narrow" w:cs="Times New Roman"/>
+                <w:b/>
+                <w:bCs/>
+                <w:color w:val="000000"/>
+              </w:rPr>
+            </w:pPr>
+            <w:r>
+              <w:rPr>
+                <w:rFonts w:ascii="Aptos Narrow" w:eastAsia="Times New Roman" w:hAnsi="Aptos Narrow" w:cs="Times New Roman"/>
+                <w:b/>
+                <w:bCs/>
+                <w:color w:val="000000"/>
+              </w:rPr>
+              <w:t>Maze</w:t>
+            </w:r>
+          </w:p>
+        </w:tc>
+        <w:tc>
+          <w:tcPr>
+            <w:tcW w:w="3500" w:type="dxa"/>
+            <w:tcBorders>
+              <w:top w:val="nil"/>
+              <w:left w:val="nil"/>
+              <w:bottom w:val="single" w:sz="4" w:space="0" w:color="auto"/>
+              <w:right w:val="single" w:sz="4" w:space="0" w:color="auto"/>
+            </w:tcBorders>
+            <w:vAlign w:val="center"/>
+            <w:hideMark/>
+          </w:tcPr>
+          <w:p>
+            <w:pPr>
+              <w:spacing w:after="0" w:line="240" w:lineRule="auto"/>
+              <w:rPr>
+                <w:rFonts w:ascii="Aptos Narrow" w:eastAsia="Times New Roman" w:hAnsi="Aptos Narrow" w:cs="Times New Roman"/>
+                <w:color w:val="000000"/>
+              </w:rPr>
+            </w:pPr>
+            <w:r>
+              <w:rPr>
+                <w:rFonts w:ascii="Aptos Narrow" w:eastAsia="Times New Roman" w:hAnsi="Aptos Narrow" w:cs="Times New Roman"/>
+                <w:color w:val="000000"/>
+              </w:rPr>
+              <w:t>The layout of walls and pathways in the game.</w:t>
+            </w:r>
+          </w:p>
+        </w:tc>
+        <w:tc>
+          <w:tcPr>
+            <w:tcW w:w="3280" w:type="dxa"/>
+            <w:tcBorders>
+              <w:top w:val="nil"/>
+              <w:left w:val="nil"/>
+              <w:bottom w:val="single" w:sz="4" w:space="0" w:color="auto"/>
+              <w:right w:val="single" w:sz="4" w:space="0" w:color="auto"/>
+            </w:tcBorders>
+            <w:vAlign w:val="center"/>
+            <w:hideMark/>
+          </w:tcPr>
+          <w:p>
+            <w:pPr>
+              <w:spacing w:after="0" w:line="240" w:lineRule="auto"/>
+              <w:rPr>
+                <w:rFonts w:ascii="Aptos Narrow" w:eastAsia="Times New Roman" w:hAnsi="Aptos Narrow" w:cs="Times New Roman"/>
+                <w:color w:val="000000"/>
+              </w:rPr>
+            </w:pPr>
+            <w:r>
+              <w:rPr>
+                <w:rFonts w:ascii="Aptos Narrow" w:eastAsia="Times New Roman" w:hAnsi="Aptos Narrow" w:cs="Times New Roman"/>
+                <w:color w:val="000000"/>
+              </w:rPr>
+              <w:t>Defines movement constraints, navigation paths, and level design.</w:t>
+            </w:r>
+          </w:p>
+        </w:tc>
+      </w:tr>
+      <w:tr>
+        <w:trPr>
+          <w:trHeight w:val="900"/>
+        </w:trPr>
+        <w:tc>
+          <w:tcPr>
+            <w:tcW w:w="1460" w:type="dxa"/>
+            <w:tcBorders>
+              <w:top w:val="nil"/>
+              <w:left w:val="single" w:sz="4" w:space="0" w:color="auto"/>
+              <w:bottom w:val="single" w:sz="4" w:space="0" w:color="auto"/>
+              <w:right w:val="single" w:sz="4" w:space="0" w:color="auto"/>
+            </w:tcBorders>
+            <w:vAlign w:val="center"/>
+            <w:hideMark/>
+          </w:tcPr>
+          <w:p>
+            <w:pPr>
+              <w:spacing w:after="0" w:line="240" w:lineRule="auto"/>
+              <w:rPr>
+                <w:rFonts w:ascii="Aptos Narrow" w:eastAsia="Times New Roman" w:hAnsi="Aptos Narrow" w:cs="Times New Roman"/>
+                <w:b/>
+                <w:bCs/>
+                <w:color w:val="000000"/>
+              </w:rPr>
+            </w:pPr>
+            <w:r>
+              <w:rPr>
+                <w:rFonts w:ascii="Aptos Narrow" w:eastAsia="Times New Roman" w:hAnsi="Aptos Narrow" w:cs="Times New Roman"/>
+                <w:b/>
+                <w:bCs/>
+                <w:color w:val="000000"/>
+              </w:rPr>
+              <w:t>High Score</w:t>
+            </w:r>
+          </w:p>
+        </w:tc>
+        <w:tc>
+          <w:tcPr>
+            <w:tcW w:w="3500" w:type="dxa"/>
+            <w:tcBorders>
+              <w:top w:val="nil"/>
+              <w:left w:val="nil"/>
+              <w:bottom w:val="single" w:sz="4" w:space="0" w:color="auto"/>
+              <w:right w:val="single" w:sz="4" w:space="0" w:color="auto"/>
+            </w:tcBorders>
+            <w:vAlign w:val="center"/>
+            <w:hideMark/>
+          </w:tcPr>
+          <w:p>
+            <w:pPr>
+              <w:spacing w:after="0" w:line="240" w:lineRule="auto"/>
+              <w:rPr>
+                <w:rFonts w:ascii="Aptos Narrow" w:eastAsia="Times New Roman" w:hAnsi="Aptos Narrow" w:cs="Times New Roman"/>
+                <w:color w:val="000000"/>
+              </w:rPr>
+            </w:pPr>
+            <w:r>
+              <w:rPr>
+                <w:rFonts w:ascii="Aptos Narrow" w:eastAsia="Times New Roman" w:hAnsi="Aptos Narrow" w:cs="Times New Roman"/>
+                <w:color w:val="000000"/>
+              </w:rPr>
+              <w:t>A record of the best score achieved.</w:t>
+            </w:r>
+          </w:p>
+        </w:tc>
+        <w:tc>
+          <w:tcPr>
+            <w:tcW w:w="3280" w:type="dxa"/>
+            <w:tcBorders>
+              <w:top w:val="nil"/>
+              <w:left w:val="nil"/>
+              <w:bottom w:val="single" w:sz="4" w:space="0" w:color="auto"/>
+              <w:right w:val="single" w:sz="4" w:space="0" w:color="auto"/>
+            </w:tcBorders>
+            <w:vAlign w:val="center"/>
+            <w:hideMark/>
+          </w:tcPr>
+          <w:p>
+            <w:pPr>
+              <w:spacing w:after="0" w:line="240" w:lineRule="auto"/>
+              <w:rPr>
+                <w:rFonts w:ascii="Aptos Narrow" w:eastAsia="Times New Roman" w:hAnsi="Aptos Narrow" w:cs="Times New Roman"/>
+                <w:color w:val="000000"/>
+              </w:rPr>
+            </w:pPr>
+            <w:r>
+              <w:rPr>
+                <w:rFonts w:ascii="Aptos Narrow" w:eastAsia="Times New Roman" w:hAnsi="Aptos Narrow" w:cs="Times New Roman"/>
+                <w:color w:val="000000"/>
+              </w:rPr>
+              <w:t>Motivates replay</w:t>
+            </w:r>
+            <w:r>
+              <w:rPr>
+                <w:rFonts w:ascii="Aptos Narrow" w:eastAsia="Times New Roman" w:hAnsi="Aptos Narrow" w:cs="Times New Roman"/>
+                <w:color w:val="000000"/>
+              </w:rPr>
+              <w:t xml:space="preserve"> </w:t>
+            </w:r>
+            <w:r>
+              <w:rPr>
+                <w:rFonts w:ascii="Aptos Narrow" w:eastAsia="Times New Roman" w:hAnsi="Aptos Narrow" w:cs="Times New Roman"/>
+                <w:color w:val="000000"/>
+              </w:rPr>
+              <w:t>ability and tracks player achievement across sessions.</w:t>
+            </w:r>
+          </w:p>
+        </w:tc>
+      </w:tr>
+      <w:tr>
+        <w:trPr>
+          <w:trHeight w:val="600"/>
+        </w:trPr>
+        <w:tc>
+          <w:tcPr>
+            <w:tcW w:w="1460" w:type="dxa"/>
+            <w:tcBorders>
+              <w:top w:val="nil"/>
+              <w:left w:val="single" w:sz="4" w:space="0" w:color="auto"/>
+              <w:bottom w:val="single" w:sz="4" w:space="0" w:color="auto"/>
+              <w:right w:val="single" w:sz="4" w:space="0" w:color="auto"/>
+            </w:tcBorders>
+            <w:vAlign w:val="center"/>
+            <w:hideMark/>
+          </w:tcPr>
+          <w:p>
+            <w:pPr>
+              <w:spacing w:after="0" w:line="240" w:lineRule="auto"/>
+              <w:rPr>
+                <w:rFonts w:ascii="Aptos Narrow" w:eastAsia="Times New Roman" w:hAnsi="Aptos Narrow" w:cs="Times New Roman"/>
+                <w:b/>
+                <w:bCs/>
+                <w:color w:val="000000"/>
+              </w:rPr>
+            </w:pPr>
+            <w:r>
+              <w:rPr>
+                <w:rFonts w:ascii="Aptos Narrow" w:eastAsia="Times New Roman" w:hAnsi="Aptos Narrow" w:cs="Times New Roman"/>
+                <w:b/>
+                <w:bCs/>
+                <w:color w:val="000000"/>
+              </w:rPr>
+              <w:t>Score</w:t>
+            </w:r>
+          </w:p>
+        </w:tc>
+        <w:tc>
+          <w:tcPr>
+            <w:tcW w:w="3500" w:type="dxa"/>
+            <w:tcBorders>
+              <w:top w:val="nil"/>
+              <w:left w:val="nil"/>
+              <w:bottom w:val="single" w:sz="4" w:space="0" w:color="auto"/>
+              <w:right w:val="single" w:sz="4" w:space="0" w:color="auto"/>
+            </w:tcBorders>
+            <w:vAlign w:val="center"/>
+            <w:hideMark/>
+          </w:tcPr>
+          <w:p>
+            <w:pPr>
+              <w:spacing w:after="0" w:line="240" w:lineRule="auto"/>
+              <w:rPr>
+                <w:rFonts w:ascii="Aptos Narrow" w:eastAsia="Times New Roman" w:hAnsi="Aptos Narrow" w:cs="Times New Roman"/>
+                <w:color w:val="000000"/>
+              </w:rPr>
+            </w:pPr>
+            <w:r>
+              <w:rPr>
+                <w:rFonts w:ascii="Aptos Narrow" w:eastAsia="Times New Roman" w:hAnsi="Aptos Narrow" w:cs="Times New Roman"/>
+                <w:color w:val="000000"/>
+              </w:rPr>
+              <w:t>The player’s current points during gameplay.</w:t>
+            </w:r>
+          </w:p>
+        </w:tc>
+        <w:tc>
+          <w:tcPr>
+            <w:tcW w:w="3280" w:type="dxa"/>
+            <w:tcBorders>
+              <w:top w:val="nil"/>
+              <w:left w:val="nil"/>
+              <w:bottom w:val="single" w:sz="4" w:space="0" w:color="auto"/>
+              <w:right w:val="single" w:sz="4" w:space="0" w:color="auto"/>
+            </w:tcBorders>
+            <w:vAlign w:val="center"/>
+            <w:hideMark/>
+          </w:tcPr>
+          <w:p>
+            <w:pPr>
+              <w:spacing w:after="0" w:line="240" w:lineRule="auto"/>
+              <w:rPr>
+                <w:rFonts w:ascii="Aptos Narrow" w:eastAsia="Times New Roman" w:hAnsi="Aptos Narrow" w:cs="Times New Roman"/>
+                <w:color w:val="000000"/>
+              </w:rPr>
+            </w:pPr>
+            <w:r>
+              <w:rPr>
+                <w:rFonts w:ascii="Aptos Narrow" w:eastAsia="Times New Roman" w:hAnsi="Aptos Narrow" w:cs="Times New Roman"/>
+                <w:color w:val="000000"/>
+              </w:rPr>
+              <w:t>Provides feedback, rewards actions, and measures success.</w:t>
+            </w:r>
+          </w:p>
+        </w:tc>
+      </w:tr>
+      <w:tr>
+        <w:trPr>
+          <w:trHeight w:val="600"/>
+        </w:trPr>
+        <w:tc>
+          <w:tcPr>
+            <w:tcW w:w="1460" w:type="dxa"/>
+            <w:tcBorders>
+              <w:top w:val="nil"/>
+              <w:left w:val="single" w:sz="4" w:space="0" w:color="auto"/>
+              <w:bottom w:val="single" w:sz="4" w:space="0" w:color="auto"/>
+              <w:right w:val="single" w:sz="4" w:space="0" w:color="auto"/>
+            </w:tcBorders>
+            <w:vAlign w:val="center"/>
+            <w:hideMark/>
+          </w:tcPr>
+          <w:p>
+            <w:pPr>
+              <w:spacing w:after="0" w:line="240" w:lineRule="auto"/>
+              <w:rPr>
+                <w:rFonts w:ascii="Aptos Narrow" w:eastAsia="Times New Roman" w:hAnsi="Aptos Narrow" w:cs="Times New Roman"/>
+                <w:b/>
+                <w:bCs/>
+                <w:color w:val="000000"/>
+              </w:rPr>
+            </w:pPr>
+            <w:r>
+              <w:rPr>
+                <w:rFonts w:ascii="Aptos Narrow" w:eastAsia="Times New Roman" w:hAnsi="Aptos Narrow" w:cs="Times New Roman"/>
+                <w:b/>
+                <w:bCs/>
+                <w:color w:val="000000"/>
+              </w:rPr>
+              <w:t>Level</w:t>
+            </w:r>
+          </w:p>
+        </w:tc>
+        <w:tc>
+          <w:tcPr>
+            <w:tcW w:w="3500" w:type="dxa"/>
+            <w:tcBorders>
+              <w:top w:val="nil"/>
+              <w:left w:val="nil"/>
+              <w:bottom w:val="single" w:sz="4" w:space="0" w:color="auto"/>
+              <w:right w:val="single" w:sz="4" w:space="0" w:color="auto"/>
+            </w:tcBorders>
+            <w:vAlign w:val="center"/>
+            <w:hideMark/>
+          </w:tcPr>
+          <w:p>
+            <w:pPr>
+              <w:spacing w:after="0" w:line="240" w:lineRule="auto"/>
+              <w:rPr>
+                <w:rFonts w:ascii="Aptos Narrow" w:eastAsia="Times New Roman" w:hAnsi="Aptos Narrow" w:cs="Times New Roman"/>
+                <w:color w:val="000000"/>
+              </w:rPr>
+            </w:pPr>
+            <w:r>
+              <w:rPr>
+                <w:rFonts w:ascii="Aptos Narrow" w:eastAsia="Times New Roman" w:hAnsi="Aptos Narrow" w:cs="Times New Roman"/>
+                <w:color w:val="000000"/>
+              </w:rPr>
+              <w:t>The current stage or difficulty setting of the game.</w:t>
+            </w:r>
+          </w:p>
+        </w:tc>
+        <w:tc>
+          <w:tcPr>
+            <w:tcW w:w="3280" w:type="dxa"/>
+            <w:tcBorders>
+              <w:top w:val="nil"/>
+              <w:left w:val="nil"/>
+              <w:bottom w:val="single" w:sz="4" w:space="0" w:color="auto"/>
+              <w:right w:val="single" w:sz="4" w:space="0" w:color="auto"/>
+            </w:tcBorders>
+            <w:vAlign w:val="center"/>
+            <w:hideMark/>
+          </w:tcPr>
+          <w:p>
+            <w:pPr>
+              <w:spacing w:after="0" w:line="240" w:lineRule="auto"/>
+              <w:rPr>
+                <w:rFonts w:ascii="Aptos Narrow" w:eastAsia="Times New Roman" w:hAnsi="Aptos Narrow" w:cs="Times New Roman"/>
+                <w:color w:val="000000"/>
+              </w:rPr>
+            </w:pPr>
+            <w:r>
+              <w:rPr>
+                <w:rFonts w:ascii="Aptos Narrow" w:eastAsia="Times New Roman" w:hAnsi="Aptos Narrow" w:cs="Times New Roman"/>
+                <w:color w:val="000000"/>
+              </w:rPr>
+              <w:t>Controls progression, difficulty scaling, and game pacing.</w:t>
+            </w:r>
+          </w:p>
+        </w:tc>
+      </w:tr>
+      <w:tr>
+        <w:trPr>
+          <w:trHeight w:val="900"/>
+        </w:trPr>
+        <w:tc>
+          <w:tcPr>
+            <w:tcW w:w="1460" w:type="dxa"/>
+            <w:tcBorders>
+              <w:top w:val="nil"/>
+              <w:left w:val="single" w:sz="4" w:space="0" w:color="auto"/>
+              <w:bottom w:val="single" w:sz="4" w:space="0" w:color="auto"/>
+              <w:right w:val="single" w:sz="4" w:space="0" w:color="auto"/>
+            </w:tcBorders>
+            <w:vAlign w:val="center"/>
+            <w:hideMark/>
+          </w:tcPr>
+          <w:p>
+            <w:pPr>
+              <w:spacing w:after="0" w:line="240" w:lineRule="auto"/>
+              <w:rPr>
+                <w:rFonts w:ascii="Aptos Narrow" w:eastAsia="Times New Roman" w:hAnsi="Aptos Narrow" w:cs="Times New Roman"/>
+                <w:b/>
+                <w:bCs/>
+                <w:color w:val="000000"/>
+              </w:rPr>
+            </w:pPr>
+            <w:r>
+              <w:rPr>
+                <w:rFonts w:ascii="Aptos Narrow" w:eastAsia="Times New Roman" w:hAnsi="Aptos Narrow" w:cs="Times New Roman"/>
+                <w:b/>
+                <w:bCs/>
+                <w:color w:val="000000"/>
+              </w:rPr>
+              <w:t>GhostHouse</w:t>
+            </w:r>
+          </w:p>
+        </w:tc>
+        <w:tc>
+          <w:tcPr>
+            <w:tcW w:w="3500" w:type="dxa"/>
+            <w:tcBorders>
+              <w:top w:val="nil"/>
+              <w:left w:val="nil"/>
+              <w:bottom w:val="single" w:sz="4" w:space="0" w:color="auto"/>
+              <w:right w:val="single" w:sz="4" w:space="0" w:color="auto"/>
+            </w:tcBorders>
+            <w:vAlign w:val="center"/>
+            <w:hideMark/>
+          </w:tcPr>
+          <w:p>
+            <w:pPr>
+              <w:spacing w:after="0" w:line="240" w:lineRule="auto"/>
+              <w:rPr>
+                <w:rFonts w:ascii="Aptos Narrow" w:eastAsia="Times New Roman" w:hAnsi="Aptos Narrow" w:cs="Times New Roman"/>
+                <w:color w:val="000000"/>
+              </w:rPr>
+            </w:pPr>
+            <w:r>
+              <w:rPr>
+                <w:rFonts w:ascii="Aptos Narrow" w:eastAsia="Times New Roman" w:hAnsi="Aptos Narrow" w:cs="Times New Roman"/>
+                <w:color w:val="000000"/>
+              </w:rPr>
+              <w:t>A designated area where ghosts spawn or respawn.</w:t>
+            </w:r>
+          </w:p>
+        </w:tc>
+        <w:tc>
+          <w:tcPr>
+            <w:tcW w:w="3280" w:type="dxa"/>
+            <w:tcBorders>
+              <w:top w:val="nil"/>
+              <w:left w:val="nil"/>
+              <w:bottom w:val="single" w:sz="4" w:space="0" w:color="auto"/>
+              <w:right w:val="single" w:sz="4" w:space="0" w:color="auto"/>
+            </w:tcBorders>
+            <w:vAlign w:val="center"/>
+            <w:hideMark/>
+          </w:tcPr>
+          <w:p>
+            <w:pPr>
+              <w:spacing w:after="0" w:line="240" w:lineRule="auto"/>
+              <w:rPr>
+                <w:rFonts w:ascii="Aptos Narrow" w:eastAsia="Times New Roman" w:hAnsi="Aptos Narrow" w:cs="Times New Roman"/>
+                <w:color w:val="000000"/>
+              </w:rPr>
+            </w:pPr>
+            <w:r>
+              <w:rPr>
+                <w:rFonts w:ascii="Aptos Narrow" w:eastAsia="Times New Roman" w:hAnsi="Aptos Narrow" w:cs="Times New Roman"/>
+                <w:color w:val="000000"/>
+              </w:rPr>
+              <w:t>Manage</w:t>
+            </w:r>
+            <w:r>
+              <w:rPr>
+                <w:rFonts w:ascii="Aptos Narrow" w:eastAsia="Times New Roman" w:hAnsi="Aptos Narrow" w:cs="Times New Roman"/>
+                <w:color w:val="000000"/>
+              </w:rPr>
+              <w:t xml:space="preserve"> enemy </w:t>
+            </w:r>
+            <w:r>
+              <w:rPr>
+                <w:rFonts w:ascii="Aptos Narrow" w:eastAsia="Times New Roman" w:hAnsi="Aptos Narrow" w:cs="Times New Roman"/>
+                <w:color w:val="000000"/>
+              </w:rPr>
+              <w:t>lifecycles</w:t>
+            </w:r>
+            <w:r>
+              <w:rPr>
+                <w:rFonts w:ascii="Aptos Narrow" w:eastAsia="Times New Roman" w:hAnsi="Aptos Narrow" w:cs="Times New Roman"/>
+                <w:color w:val="000000"/>
+              </w:rPr>
+              <w:t xml:space="preserve"> and controls when ghosts enter the maze.</w:t>
+            </w:r>
+          </w:p>
         </w:tc>
       </w:tr>
     </w:tbl>
@@ -280,193 +1727,2031 @@
     </w:p>
     <w:tbl>
       <w:tblPr>
-        <w:tblW w:w="0" w:type="auto"/>
-        <w:tblBorders>
-          <w:top w:val="single" w:sz="4" w:space="0" w:color="auto"/>
-          <w:left w:val="single" w:sz="4" w:space="0" w:color="auto"/>
-          <w:bottom w:val="single" w:sz="4" w:space="0" w:color="auto"/>
-          <w:right w:val="single" w:sz="4" w:space="0" w:color="auto"/>
-          <w:insideH w:val="single" w:sz="4" w:space="0" w:color="auto"/>
-          <w:insideV w:val="single" w:sz="4" w:space="0" w:color="auto"/>
-        </w:tblBorders>
+        <w:tblW w:w="8642" w:type="dxa"/>
+        <w:tblInd w:w="113" w:type="dxa"/>
         <w:tblLook w:val="04A0" w:firstRow="1" w:lastRow="0" w:firstColumn="1" w:lastColumn="0" w:noHBand="0" w:noVBand="1"/>
       </w:tblPr>
       <w:tblGrid>
-        <w:gridCol w:w="2160"/>
-        <w:gridCol w:w="2160"/>
-        <w:gridCol w:w="2160"/>
-        <w:gridCol w:w="2160"/>
+        <w:gridCol w:w="1555"/>
+        <w:gridCol w:w="1984"/>
+        <w:gridCol w:w="2410"/>
+        <w:gridCol w:w="2693"/>
       </w:tblGrid>
       <w:tr>
+        <w:trPr>
+          <w:trHeight w:val="600"/>
+        </w:trPr>
         <w:tc>
           <w:tcPr>
-            <w:tcW w:w="2160" w:type="dxa"/>
+            <w:tcW w:w="1555" w:type="dxa"/>
+            <w:tcBorders>
+              <w:top w:val="single" w:sz="4" w:space="0" w:color="auto"/>
+              <w:left w:val="single" w:sz="4" w:space="0" w:color="auto"/>
+              <w:bottom w:val="single" w:sz="4" w:space="0" w:color="auto"/>
+              <w:right w:val="single" w:sz="4" w:space="0" w:color="auto"/>
+            </w:tcBorders>
+            <w:vAlign w:val="center"/>
+            <w:hideMark/>
           </w:tcPr>
           <w:p>
+            <w:pPr>
+              <w:spacing w:after="0" w:line="240" w:lineRule="auto"/>
+              <w:jc w:val="center"/>
+              <w:rPr>
+                <w:rFonts w:ascii="Aptos Narrow" w:eastAsia="Times New Roman" w:hAnsi="Aptos Narrow" w:cs="Times New Roman"/>
+                <w:b/>
+                <w:bCs/>
+                <w:color w:val="000000"/>
+              </w:rPr>
+            </w:pPr>
             <w:r>
+              <w:rPr>
+                <w:rFonts w:ascii="Aptos Narrow" w:eastAsia="Times New Roman" w:hAnsi="Aptos Narrow" w:cs="Times New Roman"/>
+                <w:b/>
+                <w:bCs/>
+                <w:color w:val="000000"/>
+              </w:rPr>
               <w:t>Object Name</w:t>
             </w:r>
           </w:p>
         </w:tc>
         <w:tc>
           <w:tcPr>
-            <w:tcW w:w="2160" w:type="dxa"/>
+            <w:tcW w:w="1984" w:type="dxa"/>
+            <w:tcBorders>
+              <w:top w:val="single" w:sz="4" w:space="0" w:color="auto"/>
+              <w:left w:val="nil"/>
+              <w:bottom w:val="single" w:sz="4" w:space="0" w:color="auto"/>
+              <w:right w:val="single" w:sz="4" w:space="0" w:color="auto"/>
+            </w:tcBorders>
+            <w:vAlign w:val="center"/>
+            <w:hideMark/>
           </w:tcPr>
           <w:p>
+            <w:pPr>
+              <w:spacing w:after="0" w:line="240" w:lineRule="auto"/>
+              <w:jc w:val="center"/>
+              <w:rPr>
+                <w:rFonts w:ascii="Aptos Narrow" w:eastAsia="Times New Roman" w:hAnsi="Aptos Narrow" w:cs="Times New Roman"/>
+                <w:b/>
+                <w:bCs/>
+                <w:color w:val="000000"/>
+              </w:rPr>
+            </w:pPr>
             <w:r>
+              <w:rPr>
+                <w:rFonts w:ascii="Aptos Narrow" w:eastAsia="Times New Roman" w:hAnsi="Aptos Narrow" w:cs="Times New Roman"/>
+                <w:b/>
+                <w:bCs/>
+                <w:color w:val="000000"/>
+              </w:rPr>
               <w:t>Data it owns</w:t>
             </w:r>
           </w:p>
         </w:tc>
         <w:tc>
           <w:tcPr>
-            <w:tcW w:w="2160" w:type="dxa"/>
+            <w:tcW w:w="2410" w:type="dxa"/>
+            <w:tcBorders>
+              <w:top w:val="single" w:sz="4" w:space="0" w:color="auto"/>
+              <w:left w:val="nil"/>
+              <w:bottom w:val="single" w:sz="4" w:space="0" w:color="auto"/>
+              <w:right w:val="single" w:sz="4" w:space="0" w:color="auto"/>
+            </w:tcBorders>
+            <w:vAlign w:val="center"/>
+            <w:hideMark/>
           </w:tcPr>
           <w:p>
+            <w:pPr>
+              <w:spacing w:after="0" w:line="240" w:lineRule="auto"/>
+              <w:jc w:val="center"/>
+              <w:rPr>
+                <w:rFonts w:ascii="Aptos Narrow" w:eastAsia="Times New Roman" w:hAnsi="Aptos Narrow" w:cs="Times New Roman"/>
+                <w:b/>
+                <w:bCs/>
+                <w:color w:val="000000"/>
+              </w:rPr>
+            </w:pPr>
             <w:r>
+              <w:rPr>
+                <w:rFonts w:ascii="Aptos Narrow" w:eastAsia="Times New Roman" w:hAnsi="Aptos Narrow" w:cs="Times New Roman"/>
+                <w:b/>
+                <w:bCs/>
+                <w:color w:val="000000"/>
+              </w:rPr>
               <w:t>Actions it performs</w:t>
             </w:r>
           </w:p>
         </w:tc>
         <w:tc>
           <w:tcPr>
-            <w:tcW w:w="2160" w:type="dxa"/>
+            <w:tcW w:w="2693" w:type="dxa"/>
+            <w:tcBorders>
+              <w:top w:val="single" w:sz="4" w:space="0" w:color="auto"/>
+              <w:left w:val="nil"/>
+              <w:bottom w:val="single" w:sz="4" w:space="0" w:color="auto"/>
+              <w:right w:val="single" w:sz="4" w:space="0" w:color="auto"/>
+            </w:tcBorders>
+            <w:vAlign w:val="center"/>
+            <w:hideMark/>
           </w:tcPr>
           <w:p>
+            <w:pPr>
+              <w:spacing w:after="0" w:line="240" w:lineRule="auto"/>
+              <w:jc w:val="center"/>
+              <w:rPr>
+                <w:rFonts w:ascii="Aptos Narrow" w:eastAsia="Times New Roman" w:hAnsi="Aptos Narrow" w:cs="Times New Roman"/>
+                <w:b/>
+                <w:bCs/>
+                <w:color w:val="000000"/>
+              </w:rPr>
+            </w:pPr>
             <w:r>
+              <w:rPr>
+                <w:rFonts w:ascii="Aptos Narrow" w:eastAsia="Times New Roman" w:hAnsi="Aptos Narrow" w:cs="Times New Roman"/>
+                <w:b/>
+                <w:bCs/>
+                <w:color w:val="000000"/>
+              </w:rPr>
               <w:t>What it should NOT do</w:t>
             </w:r>
           </w:p>
         </w:tc>
       </w:tr>
       <w:tr>
+        <w:trPr>
+          <w:trHeight w:val="1200"/>
+        </w:trPr>
         <w:tc>
           <w:tcPr>
-            <w:tcW w:w="2160" w:type="dxa"/>
+            <w:tcW w:w="1555" w:type="dxa"/>
+            <w:tcBorders>
+              <w:top w:val="nil"/>
+              <w:left w:val="single" w:sz="4" w:space="0" w:color="auto"/>
+              <w:bottom w:val="single" w:sz="4" w:space="0" w:color="auto"/>
+              <w:right w:val="single" w:sz="4" w:space="0" w:color="auto"/>
+            </w:tcBorders>
+            <w:vAlign w:val="center"/>
+            <w:hideMark/>
           </w:tcPr>
-          <w:p/>
+          <w:p>
+            <w:pPr>
+              <w:spacing w:after="0" w:line="240" w:lineRule="auto"/>
+              <w:rPr>
+                <w:rFonts w:ascii="Aptos Narrow" w:eastAsia="Times New Roman" w:hAnsi="Aptos Narrow" w:cs="Times New Roman"/>
+                <w:b/>
+                <w:bCs/>
+                <w:color w:val="000000"/>
+              </w:rPr>
+            </w:pPr>
+            <w:r>
+              <w:rPr>
+                <w:rFonts w:ascii="Aptos Narrow" w:eastAsia="Times New Roman" w:hAnsi="Aptos Narrow" w:cs="Times New Roman"/>
+                <w:b/>
+                <w:bCs/>
+                <w:color w:val="000000"/>
+              </w:rPr>
+              <w:t>GameEntity</w:t>
+            </w:r>
+          </w:p>
         </w:tc>
         <w:tc>
           <w:tcPr>
-            <w:tcW w:w="2160" w:type="dxa"/>
+            <w:tcW w:w="1984" w:type="dxa"/>
+            <w:tcBorders>
+              <w:top w:val="nil"/>
+              <w:left w:val="nil"/>
+              <w:bottom w:val="single" w:sz="4" w:space="0" w:color="auto"/>
+              <w:right w:val="single" w:sz="4" w:space="0" w:color="auto"/>
+            </w:tcBorders>
+            <w:vAlign w:val="center"/>
+            <w:hideMark/>
           </w:tcPr>
-          <w:p/>
+          <w:p>
+            <w:pPr>
+              <w:spacing w:after="0" w:line="240" w:lineRule="auto"/>
+              <w:rPr>
+                <w:rFonts w:ascii="Aptos Narrow" w:eastAsia="Times New Roman" w:hAnsi="Aptos Narrow" w:cs="Times New Roman"/>
+                <w:color w:val="000000"/>
+              </w:rPr>
+            </w:pPr>
+            <w:r>
+              <w:rPr>
+                <w:rFonts w:ascii="Aptos Narrow" w:eastAsia="Times New Roman" w:hAnsi="Aptos Narrow" w:cs="Times New Roman"/>
+                <w:color w:val="000000"/>
+              </w:rPr>
+              <w:t>Position, visibility state, active/inactive flag</w:t>
+            </w:r>
+          </w:p>
         </w:tc>
         <w:tc>
           <w:tcPr>
-            <w:tcW w:w="2160" w:type="dxa"/>
+            <w:tcW w:w="2410" w:type="dxa"/>
+            <w:tcBorders>
+              <w:top w:val="nil"/>
+              <w:left w:val="nil"/>
+              <w:bottom w:val="single" w:sz="4" w:space="0" w:color="auto"/>
+              <w:right w:val="single" w:sz="4" w:space="0" w:color="auto"/>
+            </w:tcBorders>
+            <w:vAlign w:val="center"/>
+            <w:hideMark/>
           </w:tcPr>
-          <w:p/>
+          <w:p>
+            <w:pPr>
+              <w:spacing w:after="0" w:line="240" w:lineRule="auto"/>
+              <w:rPr>
+                <w:rFonts w:ascii="Aptos Narrow" w:eastAsia="Times New Roman" w:hAnsi="Aptos Narrow" w:cs="Times New Roman"/>
+                <w:color w:val="000000"/>
+              </w:rPr>
+            </w:pPr>
+            <w:r>
+              <w:rPr>
+                <w:rFonts w:ascii="Aptos Narrow" w:eastAsia="Times New Roman" w:hAnsi="Aptos Narrow" w:cs="Times New Roman"/>
+                <w:color w:val="000000"/>
+              </w:rPr>
+              <w:t>Move, update position, detect collision</w:t>
+            </w:r>
+          </w:p>
         </w:tc>
         <w:tc>
           <w:tcPr>
-            <w:tcW w:w="2160" w:type="dxa"/>
+            <w:tcW w:w="2693" w:type="dxa"/>
+            <w:tcBorders>
+              <w:top w:val="nil"/>
+              <w:left w:val="nil"/>
+              <w:bottom w:val="single" w:sz="4" w:space="0" w:color="auto"/>
+              <w:right w:val="single" w:sz="4" w:space="0" w:color="auto"/>
+            </w:tcBorders>
+            <w:vAlign w:val="center"/>
+            <w:hideMark/>
           </w:tcPr>
-          <w:p/>
+          <w:p>
+            <w:pPr>
+              <w:spacing w:after="0" w:line="240" w:lineRule="auto"/>
+              <w:rPr>
+                <w:rFonts w:ascii="Aptos Narrow" w:eastAsia="Times New Roman" w:hAnsi="Aptos Narrow" w:cs="Times New Roman"/>
+                <w:color w:val="000000"/>
+              </w:rPr>
+            </w:pPr>
+            <w:r>
+              <w:rPr>
+                <w:rFonts w:ascii="Aptos Narrow" w:eastAsia="Times New Roman" w:hAnsi="Aptos Narrow" w:cs="Times New Roman"/>
+                <w:color w:val="000000"/>
+              </w:rPr>
+              <w:t>Control game rules, scoring, or rendering UI</w:t>
+            </w:r>
+          </w:p>
         </w:tc>
       </w:tr>
       <w:tr>
+        <w:trPr>
+          <w:trHeight w:val="900"/>
+        </w:trPr>
         <w:tc>
           <w:tcPr>
-            <w:tcW w:w="2160" w:type="dxa"/>
+            <w:tcW w:w="1555" w:type="dxa"/>
+            <w:tcBorders>
+              <w:top w:val="nil"/>
+              <w:left w:val="single" w:sz="4" w:space="0" w:color="auto"/>
+              <w:bottom w:val="single" w:sz="4" w:space="0" w:color="auto"/>
+              <w:right w:val="single" w:sz="4" w:space="0" w:color="auto"/>
+            </w:tcBorders>
+            <w:vAlign w:val="center"/>
+            <w:hideMark/>
           </w:tcPr>
-          <w:p/>
+          <w:p>
+            <w:pPr>
+              <w:spacing w:after="0" w:line="240" w:lineRule="auto"/>
+              <w:rPr>
+                <w:rFonts w:ascii="Aptos Narrow" w:eastAsia="Times New Roman" w:hAnsi="Aptos Narrow" w:cs="Times New Roman"/>
+                <w:b/>
+                <w:bCs/>
+                <w:color w:val="000000"/>
+              </w:rPr>
+            </w:pPr>
+            <w:r>
+              <w:rPr>
+                <w:rFonts w:ascii="Aptos Narrow" w:eastAsia="Times New Roman" w:hAnsi="Aptos Narrow" w:cs="Times New Roman"/>
+                <w:b/>
+                <w:bCs/>
+                <w:color w:val="000000"/>
+              </w:rPr>
+              <w:t>Food</w:t>
+            </w:r>
+          </w:p>
         </w:tc>
         <w:tc>
           <w:tcPr>
-            <w:tcW w:w="2160" w:type="dxa"/>
+            <w:tcW w:w="1984" w:type="dxa"/>
+            <w:tcBorders>
+              <w:top w:val="nil"/>
+              <w:left w:val="nil"/>
+              <w:bottom w:val="single" w:sz="4" w:space="0" w:color="auto"/>
+              <w:right w:val="single" w:sz="4" w:space="0" w:color="auto"/>
+            </w:tcBorders>
+            <w:vAlign w:val="center"/>
+            <w:hideMark/>
           </w:tcPr>
-          <w:p/>
+          <w:p>
+            <w:pPr>
+              <w:spacing w:after="0" w:line="240" w:lineRule="auto"/>
+              <w:rPr>
+                <w:rFonts w:ascii="Aptos Narrow" w:eastAsia="Times New Roman" w:hAnsi="Aptos Narrow" w:cs="Times New Roman"/>
+                <w:color w:val="000000"/>
+              </w:rPr>
+            </w:pPr>
+            <w:r>
+              <w:rPr>
+                <w:rFonts w:ascii="Aptos Narrow" w:eastAsia="Times New Roman" w:hAnsi="Aptos Narrow" w:cs="Times New Roman"/>
+                <w:color w:val="000000"/>
+              </w:rPr>
+              <w:t>Point value, consumed state</w:t>
+            </w:r>
+          </w:p>
         </w:tc>
         <w:tc>
           <w:tcPr>
-            <w:tcW w:w="2160" w:type="dxa"/>
+            <w:tcW w:w="2410" w:type="dxa"/>
+            <w:tcBorders>
+              <w:top w:val="nil"/>
+              <w:left w:val="nil"/>
+              <w:bottom w:val="single" w:sz="4" w:space="0" w:color="auto"/>
+              <w:right w:val="single" w:sz="4" w:space="0" w:color="auto"/>
+            </w:tcBorders>
+            <w:vAlign w:val="center"/>
+            <w:hideMark/>
           </w:tcPr>
-          <w:p/>
+          <w:p>
+            <w:pPr>
+              <w:spacing w:after="0" w:line="240" w:lineRule="auto"/>
+              <w:rPr>
+                <w:rFonts w:ascii="Aptos Narrow" w:eastAsia="Times New Roman" w:hAnsi="Aptos Narrow" w:cs="Times New Roman"/>
+                <w:color w:val="000000"/>
+              </w:rPr>
+            </w:pPr>
+            <w:r>
+              <w:rPr>
+                <w:rFonts w:ascii="Aptos Narrow" w:eastAsia="Times New Roman" w:hAnsi="Aptos Narrow" w:cs="Times New Roman"/>
+                <w:color w:val="000000"/>
+              </w:rPr>
+              <w:t>Be consumed, notify score system</w:t>
+            </w:r>
+          </w:p>
         </w:tc>
         <w:tc>
           <w:tcPr>
-            <w:tcW w:w="2160" w:type="dxa"/>
+            <w:tcW w:w="2693" w:type="dxa"/>
+            <w:tcBorders>
+              <w:top w:val="nil"/>
+              <w:left w:val="nil"/>
+              <w:bottom w:val="single" w:sz="4" w:space="0" w:color="auto"/>
+              <w:right w:val="single" w:sz="4" w:space="0" w:color="auto"/>
+            </w:tcBorders>
+            <w:vAlign w:val="center"/>
+            <w:hideMark/>
           </w:tcPr>
-          <w:p/>
+          <w:p>
+            <w:pPr>
+              <w:spacing w:after="0" w:line="240" w:lineRule="auto"/>
+              <w:rPr>
+                <w:rFonts w:ascii="Aptos Narrow" w:eastAsia="Times New Roman" w:hAnsi="Aptos Narrow" w:cs="Times New Roman"/>
+                <w:color w:val="000000"/>
+              </w:rPr>
+            </w:pPr>
+            <w:r>
+              <w:rPr>
+                <w:rFonts w:ascii="Aptos Narrow" w:eastAsia="Times New Roman" w:hAnsi="Aptos Narrow" w:cs="Times New Roman"/>
+                <w:color w:val="000000"/>
+              </w:rPr>
+              <w:t>Control player movement or enemy behavior</w:t>
+            </w:r>
+          </w:p>
         </w:tc>
       </w:tr>
       <w:tr>
+        <w:trPr>
+          <w:trHeight w:val="600"/>
+        </w:trPr>
         <w:tc>
           <w:tcPr>
-            <w:tcW w:w="2160" w:type="dxa"/>
+            <w:tcW w:w="1555" w:type="dxa"/>
+            <w:tcBorders>
+              <w:top w:val="nil"/>
+              <w:left w:val="single" w:sz="4" w:space="0" w:color="auto"/>
+              <w:bottom w:val="single" w:sz="4" w:space="0" w:color="auto"/>
+              <w:right w:val="single" w:sz="4" w:space="0" w:color="auto"/>
+            </w:tcBorders>
+            <w:vAlign w:val="center"/>
+            <w:hideMark/>
           </w:tcPr>
-          <w:p/>
+          <w:p>
+            <w:pPr>
+              <w:spacing w:after="0" w:line="240" w:lineRule="auto"/>
+              <w:rPr>
+                <w:rFonts w:ascii="Aptos Narrow" w:eastAsia="Times New Roman" w:hAnsi="Aptos Narrow" w:cs="Times New Roman"/>
+                <w:b/>
+                <w:bCs/>
+                <w:color w:val="000000"/>
+              </w:rPr>
+            </w:pPr>
+            <w:r>
+              <w:rPr>
+                <w:rFonts w:ascii="Aptos Narrow" w:eastAsia="Times New Roman" w:hAnsi="Aptos Narrow" w:cs="Times New Roman"/>
+                <w:b/>
+                <w:bCs/>
+                <w:color w:val="000000"/>
+              </w:rPr>
+              <w:t>Pellets</w:t>
+            </w:r>
+          </w:p>
         </w:tc>
         <w:tc>
           <w:tcPr>
-            <w:tcW w:w="2160" w:type="dxa"/>
+            <w:tcW w:w="1984" w:type="dxa"/>
+            <w:tcBorders>
+              <w:top w:val="nil"/>
+              <w:left w:val="nil"/>
+              <w:bottom w:val="single" w:sz="4" w:space="0" w:color="auto"/>
+              <w:right w:val="single" w:sz="4" w:space="0" w:color="auto"/>
+            </w:tcBorders>
+            <w:vAlign w:val="center"/>
+            <w:hideMark/>
           </w:tcPr>
-          <w:p/>
+          <w:p>
+            <w:pPr>
+              <w:spacing w:after="0" w:line="240" w:lineRule="auto"/>
+              <w:rPr>
+                <w:rFonts w:ascii="Aptos Narrow" w:eastAsia="Times New Roman" w:hAnsi="Aptos Narrow" w:cs="Times New Roman"/>
+                <w:color w:val="000000"/>
+              </w:rPr>
+            </w:pPr>
+            <w:r>
+              <w:rPr>
+                <w:rFonts w:ascii="Aptos Narrow" w:eastAsia="Times New Roman" w:hAnsi="Aptos Narrow" w:cs="Times New Roman"/>
+                <w:color w:val="000000"/>
+              </w:rPr>
+              <w:t>Point value, location</w:t>
+            </w:r>
+          </w:p>
         </w:tc>
         <w:tc>
           <w:tcPr>
-            <w:tcW w:w="2160" w:type="dxa"/>
+            <w:tcW w:w="2410" w:type="dxa"/>
+            <w:tcBorders>
+              <w:top w:val="nil"/>
+              <w:left w:val="nil"/>
+              <w:bottom w:val="single" w:sz="4" w:space="0" w:color="auto"/>
+              <w:right w:val="single" w:sz="4" w:space="0" w:color="auto"/>
+            </w:tcBorders>
+            <w:vAlign w:val="center"/>
+            <w:hideMark/>
           </w:tcPr>
-          <w:p/>
+          <w:p>
+            <w:pPr>
+              <w:spacing w:after="0" w:line="240" w:lineRule="auto"/>
+              <w:rPr>
+                <w:rFonts w:ascii="Aptos Narrow" w:eastAsia="Times New Roman" w:hAnsi="Aptos Narrow" w:cs="Times New Roman"/>
+                <w:color w:val="000000"/>
+              </w:rPr>
+            </w:pPr>
+            <w:r>
+              <w:rPr>
+                <w:rFonts w:ascii="Aptos Narrow" w:eastAsia="Times New Roman" w:hAnsi="Aptos Narrow" w:cs="Times New Roman"/>
+                <w:color w:val="000000"/>
+              </w:rPr>
+              <w:t>Increase score when eaten</w:t>
+            </w:r>
+          </w:p>
         </w:tc>
         <w:tc>
           <w:tcPr>
-            <w:tcW w:w="2160" w:type="dxa"/>
+            <w:tcW w:w="2693" w:type="dxa"/>
+            <w:tcBorders>
+              <w:top w:val="nil"/>
+              <w:left w:val="nil"/>
+              <w:bottom w:val="single" w:sz="4" w:space="0" w:color="auto"/>
+              <w:right w:val="single" w:sz="4" w:space="0" w:color="auto"/>
+            </w:tcBorders>
+            <w:vAlign w:val="center"/>
+            <w:hideMark/>
           </w:tcPr>
-          <w:p/>
+          <w:p>
+            <w:pPr>
+              <w:spacing w:after="0" w:line="240" w:lineRule="auto"/>
+              <w:rPr>
+                <w:rFonts w:ascii="Aptos Narrow" w:eastAsia="Times New Roman" w:hAnsi="Aptos Narrow" w:cs="Times New Roman"/>
+                <w:color w:val="000000"/>
+              </w:rPr>
+            </w:pPr>
+            <w:r>
+              <w:rPr>
+                <w:rFonts w:ascii="Aptos Narrow" w:eastAsia="Times New Roman" w:hAnsi="Aptos Narrow" w:cs="Times New Roman"/>
+                <w:color w:val="000000"/>
+              </w:rPr>
+              <w:t>Change ghost states or manage levels</w:t>
+            </w:r>
+          </w:p>
         </w:tc>
       </w:tr>
       <w:tr>
+        <w:trPr>
+          <w:trHeight w:val="900"/>
+        </w:trPr>
         <w:tc>
           <w:tcPr>
-            <w:tcW w:w="2160" w:type="dxa"/>
+            <w:tcW w:w="1555" w:type="dxa"/>
+            <w:tcBorders>
+              <w:top w:val="nil"/>
+              <w:left w:val="single" w:sz="4" w:space="0" w:color="auto"/>
+              <w:bottom w:val="single" w:sz="4" w:space="0" w:color="auto"/>
+              <w:right w:val="single" w:sz="4" w:space="0" w:color="auto"/>
+            </w:tcBorders>
+            <w:vAlign w:val="center"/>
+            <w:hideMark/>
           </w:tcPr>
-          <w:p/>
+          <w:p>
+            <w:pPr>
+              <w:spacing w:after="0" w:line="240" w:lineRule="auto"/>
+              <w:rPr>
+                <w:rFonts w:ascii="Aptos Narrow" w:eastAsia="Times New Roman" w:hAnsi="Aptos Narrow" w:cs="Times New Roman"/>
+                <w:b/>
+                <w:bCs/>
+                <w:color w:val="000000"/>
+              </w:rPr>
+            </w:pPr>
+            <w:r>
+              <w:rPr>
+                <w:rFonts w:ascii="Aptos Narrow" w:eastAsia="Times New Roman" w:hAnsi="Aptos Narrow" w:cs="Times New Roman"/>
+                <w:b/>
+                <w:bCs/>
+                <w:color w:val="000000"/>
+              </w:rPr>
+              <w:t>SuperPellets</w:t>
+            </w:r>
+          </w:p>
         </w:tc>
         <w:tc>
           <w:tcPr>
-            <w:tcW w:w="2160" w:type="dxa"/>
+            <w:tcW w:w="1984" w:type="dxa"/>
+            <w:tcBorders>
+              <w:top w:val="nil"/>
+              <w:left w:val="nil"/>
+              <w:bottom w:val="single" w:sz="4" w:space="0" w:color="auto"/>
+              <w:right w:val="single" w:sz="4" w:space="0" w:color="auto"/>
+            </w:tcBorders>
+            <w:vAlign w:val="center"/>
+            <w:hideMark/>
           </w:tcPr>
-          <w:p/>
+          <w:p>
+            <w:pPr>
+              <w:spacing w:after="0" w:line="240" w:lineRule="auto"/>
+              <w:rPr>
+                <w:rFonts w:ascii="Aptos Narrow" w:eastAsia="Times New Roman" w:hAnsi="Aptos Narrow" w:cs="Times New Roman"/>
+                <w:color w:val="000000"/>
+              </w:rPr>
+            </w:pPr>
+            <w:r>
+              <w:rPr>
+                <w:rFonts w:ascii="Aptos Narrow" w:eastAsia="Times New Roman" w:hAnsi="Aptos Narrow" w:cs="Times New Roman"/>
+                <w:color w:val="000000"/>
+              </w:rPr>
+              <w:t>Power duration, point value, location</w:t>
+            </w:r>
+          </w:p>
         </w:tc>
         <w:tc>
           <w:tcPr>
-            <w:tcW w:w="2160" w:type="dxa"/>
+            <w:tcW w:w="2410" w:type="dxa"/>
+            <w:tcBorders>
+              <w:top w:val="nil"/>
+              <w:left w:val="nil"/>
+              <w:bottom w:val="single" w:sz="4" w:space="0" w:color="auto"/>
+              <w:right w:val="single" w:sz="4" w:space="0" w:color="auto"/>
+            </w:tcBorders>
+            <w:vAlign w:val="center"/>
+            <w:hideMark/>
           </w:tcPr>
-          <w:p/>
+          <w:p>
+            <w:pPr>
+              <w:spacing w:after="0" w:line="240" w:lineRule="auto"/>
+              <w:rPr>
+                <w:rFonts w:ascii="Aptos Narrow" w:eastAsia="Times New Roman" w:hAnsi="Aptos Narrow" w:cs="Times New Roman"/>
+                <w:color w:val="000000"/>
+              </w:rPr>
+            </w:pPr>
+            <w:r>
+              <w:rPr>
+                <w:rFonts w:ascii="Aptos Narrow" w:eastAsia="Times New Roman" w:hAnsi="Aptos Narrow" w:cs="Times New Roman"/>
+                <w:color w:val="000000"/>
+              </w:rPr>
+              <w:t>Trigger power mode, be consumed</w:t>
+            </w:r>
+          </w:p>
         </w:tc>
         <w:tc>
           <w:tcPr>
-            <w:tcW w:w="2160" w:type="dxa"/>
+            <w:tcW w:w="2693" w:type="dxa"/>
+            <w:tcBorders>
+              <w:top w:val="nil"/>
+              <w:left w:val="nil"/>
+              <w:bottom w:val="single" w:sz="4" w:space="0" w:color="auto"/>
+              <w:right w:val="single" w:sz="4" w:space="0" w:color="auto"/>
+            </w:tcBorders>
+            <w:vAlign w:val="center"/>
+            <w:hideMark/>
           </w:tcPr>
-          <w:p/>
+          <w:p>
+            <w:pPr>
+              <w:spacing w:after="0" w:line="240" w:lineRule="auto"/>
+              <w:rPr>
+                <w:rFonts w:ascii="Aptos Narrow" w:eastAsia="Times New Roman" w:hAnsi="Aptos Narrow" w:cs="Times New Roman"/>
+                <w:color w:val="000000"/>
+              </w:rPr>
+            </w:pPr>
+            <w:r>
+              <w:rPr>
+                <w:rFonts w:ascii="Aptos Narrow" w:eastAsia="Times New Roman" w:hAnsi="Aptos Narrow" w:cs="Times New Roman"/>
+                <w:color w:val="000000"/>
+              </w:rPr>
+              <w:t>Directly control ghost movement logic</w:t>
+            </w:r>
+          </w:p>
         </w:tc>
       </w:tr>
       <w:tr>
+        <w:trPr>
+          <w:trHeight w:val="900"/>
+        </w:trPr>
         <w:tc>
           <w:tcPr>
-            <w:tcW w:w="2160" w:type="dxa"/>
+            <w:tcW w:w="1555" w:type="dxa"/>
+            <w:tcBorders>
+              <w:top w:val="nil"/>
+              <w:left w:val="single" w:sz="4" w:space="0" w:color="auto"/>
+              <w:bottom w:val="single" w:sz="4" w:space="0" w:color="auto"/>
+              <w:right w:val="single" w:sz="4" w:space="0" w:color="auto"/>
+            </w:tcBorders>
+            <w:vAlign w:val="center"/>
+            <w:hideMark/>
           </w:tcPr>
-          <w:p/>
+          <w:p>
+            <w:pPr>
+              <w:spacing w:after="0" w:line="240" w:lineRule="auto"/>
+              <w:rPr>
+                <w:rFonts w:ascii="Aptos Narrow" w:eastAsia="Times New Roman" w:hAnsi="Aptos Narrow" w:cs="Times New Roman"/>
+                <w:b/>
+                <w:bCs/>
+                <w:color w:val="000000"/>
+              </w:rPr>
+            </w:pPr>
+            <w:r>
+              <w:rPr>
+                <w:rFonts w:ascii="Aptos Narrow" w:eastAsia="Times New Roman" w:hAnsi="Aptos Narrow" w:cs="Times New Roman"/>
+                <w:b/>
+                <w:bCs/>
+                <w:color w:val="000000"/>
+              </w:rPr>
+              <w:t>PacMan</w:t>
+            </w:r>
+          </w:p>
         </w:tc>
         <w:tc>
           <w:tcPr>
-            <w:tcW w:w="2160" w:type="dxa"/>
+            <w:tcW w:w="1984" w:type="dxa"/>
+            <w:tcBorders>
+              <w:top w:val="nil"/>
+              <w:left w:val="nil"/>
+              <w:bottom w:val="single" w:sz="4" w:space="0" w:color="auto"/>
+              <w:right w:val="single" w:sz="4" w:space="0" w:color="auto"/>
+            </w:tcBorders>
+            <w:vAlign w:val="center"/>
+            <w:hideMark/>
           </w:tcPr>
-          <w:p/>
+          <w:p>
+            <w:pPr>
+              <w:spacing w:after="0" w:line="240" w:lineRule="auto"/>
+              <w:rPr>
+                <w:rFonts w:ascii="Aptos Narrow" w:eastAsia="Times New Roman" w:hAnsi="Aptos Narrow" w:cs="Times New Roman"/>
+                <w:color w:val="000000"/>
+              </w:rPr>
+            </w:pPr>
+            <w:r>
+              <w:rPr>
+                <w:rFonts w:ascii="Aptos Narrow" w:eastAsia="Times New Roman" w:hAnsi="Aptos Narrow" w:cs="Times New Roman"/>
+                <w:color w:val="000000"/>
+              </w:rPr>
+              <w:t>Position, direction, lives, speed</w:t>
+            </w:r>
+          </w:p>
         </w:tc>
         <w:tc>
           <w:tcPr>
-            <w:tcW w:w="2160" w:type="dxa"/>
+            <w:tcW w:w="2410" w:type="dxa"/>
+            <w:tcBorders>
+              <w:top w:val="nil"/>
+              <w:left w:val="nil"/>
+              <w:bottom w:val="single" w:sz="4" w:space="0" w:color="auto"/>
+              <w:right w:val="single" w:sz="4" w:space="0" w:color="auto"/>
+            </w:tcBorders>
+            <w:vAlign w:val="center"/>
+            <w:hideMark/>
           </w:tcPr>
-          <w:p/>
+          <w:p>
+            <w:pPr>
+              <w:spacing w:after="0" w:line="240" w:lineRule="auto"/>
+              <w:rPr>
+                <w:rFonts w:ascii="Aptos Narrow" w:eastAsia="Times New Roman" w:hAnsi="Aptos Narrow" w:cs="Times New Roman"/>
+                <w:color w:val="000000"/>
+              </w:rPr>
+            </w:pPr>
+            <w:r>
+              <w:rPr>
+                <w:rFonts w:ascii="Aptos Narrow" w:eastAsia="Times New Roman" w:hAnsi="Aptos Narrow" w:cs="Times New Roman"/>
+                <w:color w:val="000000"/>
+              </w:rPr>
+              <w:t>Move, eat food, collide with ghosts</w:t>
+            </w:r>
+          </w:p>
         </w:tc>
         <w:tc>
           <w:tcPr>
-            <w:tcW w:w="2160" w:type="dxa"/>
+            <w:tcW w:w="2693" w:type="dxa"/>
+            <w:tcBorders>
+              <w:top w:val="nil"/>
+              <w:left w:val="nil"/>
+              <w:bottom w:val="single" w:sz="4" w:space="0" w:color="auto"/>
+              <w:right w:val="single" w:sz="4" w:space="0" w:color="auto"/>
+            </w:tcBorders>
+            <w:vAlign w:val="center"/>
+            <w:hideMark/>
           </w:tcPr>
-          <w:p/>
+          <w:p>
+            <w:pPr>
+              <w:spacing w:after="0" w:line="240" w:lineRule="auto"/>
+              <w:rPr>
+                <w:rFonts w:ascii="Aptos Narrow" w:eastAsia="Times New Roman" w:hAnsi="Aptos Narrow" w:cs="Times New Roman"/>
+                <w:color w:val="000000"/>
+              </w:rPr>
+            </w:pPr>
+            <w:r>
+              <w:rPr>
+                <w:rFonts w:ascii="Aptos Narrow" w:eastAsia="Times New Roman" w:hAnsi="Aptos Narrow" w:cs="Times New Roman"/>
+                <w:color w:val="000000"/>
+              </w:rPr>
+              <w:t>Manage score totals, control enemy AI</w:t>
+            </w:r>
+          </w:p>
+        </w:tc>
+      </w:tr>
+      <w:tr>
+        <w:trPr>
+          <w:trHeight w:val="1200"/>
+        </w:trPr>
+        <w:tc>
+          <w:tcPr>
+            <w:tcW w:w="1555" w:type="dxa"/>
+            <w:tcBorders>
+              <w:top w:val="nil"/>
+              <w:left w:val="single" w:sz="4" w:space="0" w:color="auto"/>
+              <w:bottom w:val="single" w:sz="4" w:space="0" w:color="auto"/>
+              <w:right w:val="single" w:sz="4" w:space="0" w:color="auto"/>
+            </w:tcBorders>
+            <w:vAlign w:val="center"/>
+            <w:hideMark/>
+          </w:tcPr>
+          <w:p>
+            <w:pPr>
+              <w:spacing w:after="0" w:line="240" w:lineRule="auto"/>
+              <w:rPr>
+                <w:rFonts w:ascii="Aptos Narrow" w:eastAsia="Times New Roman" w:hAnsi="Aptos Narrow" w:cs="Times New Roman"/>
+                <w:b/>
+                <w:bCs/>
+                <w:color w:val="000000"/>
+              </w:rPr>
+            </w:pPr>
+            <w:r>
+              <w:rPr>
+                <w:rFonts w:ascii="Aptos Narrow" w:eastAsia="Times New Roman" w:hAnsi="Aptos Narrow" w:cs="Times New Roman"/>
+                <w:b/>
+                <w:bCs/>
+                <w:color w:val="000000"/>
+              </w:rPr>
+              <w:t>Ghosts</w:t>
+            </w:r>
+          </w:p>
+        </w:tc>
+        <w:tc>
+          <w:tcPr>
+            <w:tcW w:w="1984" w:type="dxa"/>
+            <w:tcBorders>
+              <w:top w:val="nil"/>
+              <w:left w:val="nil"/>
+              <w:bottom w:val="single" w:sz="4" w:space="0" w:color="auto"/>
+              <w:right w:val="single" w:sz="4" w:space="0" w:color="auto"/>
+            </w:tcBorders>
+            <w:vAlign w:val="center"/>
+            <w:hideMark/>
+          </w:tcPr>
+          <w:p>
+            <w:pPr>
+              <w:spacing w:after="0" w:line="240" w:lineRule="auto"/>
+              <w:rPr>
+                <w:rFonts w:ascii="Aptos Narrow" w:eastAsia="Times New Roman" w:hAnsi="Aptos Narrow" w:cs="Times New Roman"/>
+                <w:color w:val="000000"/>
+              </w:rPr>
+            </w:pPr>
+            <w:r>
+              <w:rPr>
+                <w:rFonts w:ascii="Aptos Narrow" w:eastAsia="Times New Roman" w:hAnsi="Aptos Narrow" w:cs="Times New Roman"/>
+                <w:color w:val="000000"/>
+              </w:rPr>
+              <w:t>Position, speed, current state (chase, scatter, frightened)</w:t>
+            </w:r>
+          </w:p>
+        </w:tc>
+        <w:tc>
+          <w:tcPr>
+            <w:tcW w:w="2410" w:type="dxa"/>
+            <w:tcBorders>
+              <w:top w:val="nil"/>
+              <w:left w:val="nil"/>
+              <w:bottom w:val="single" w:sz="4" w:space="0" w:color="auto"/>
+              <w:right w:val="single" w:sz="4" w:space="0" w:color="auto"/>
+            </w:tcBorders>
+            <w:vAlign w:val="center"/>
+            <w:hideMark/>
+          </w:tcPr>
+          <w:p>
+            <w:pPr>
+              <w:spacing w:after="0" w:line="240" w:lineRule="auto"/>
+              <w:rPr>
+                <w:rFonts w:ascii="Aptos Narrow" w:eastAsia="Times New Roman" w:hAnsi="Aptos Narrow" w:cs="Times New Roman"/>
+                <w:color w:val="000000"/>
+              </w:rPr>
+            </w:pPr>
+            <w:r>
+              <w:rPr>
+                <w:rFonts w:ascii="Aptos Narrow" w:eastAsia="Times New Roman" w:hAnsi="Aptos Narrow" w:cs="Times New Roman"/>
+                <w:color w:val="000000"/>
+              </w:rPr>
+              <w:t>Move, chase player, respond to power mode</w:t>
+            </w:r>
+          </w:p>
+        </w:tc>
+        <w:tc>
+          <w:tcPr>
+            <w:tcW w:w="2693" w:type="dxa"/>
+            <w:tcBorders>
+              <w:top w:val="nil"/>
+              <w:left w:val="nil"/>
+              <w:bottom w:val="single" w:sz="4" w:space="0" w:color="auto"/>
+              <w:right w:val="single" w:sz="4" w:space="0" w:color="auto"/>
+            </w:tcBorders>
+            <w:vAlign w:val="center"/>
+            <w:hideMark/>
+          </w:tcPr>
+          <w:p>
+            <w:pPr>
+              <w:spacing w:after="0" w:line="240" w:lineRule="auto"/>
+              <w:rPr>
+                <w:rFonts w:ascii="Aptos Narrow" w:eastAsia="Times New Roman" w:hAnsi="Aptos Narrow" w:cs="Times New Roman"/>
+                <w:color w:val="000000"/>
+              </w:rPr>
+            </w:pPr>
+            <w:r>
+              <w:rPr>
+                <w:rFonts w:ascii="Aptos Narrow" w:eastAsia="Times New Roman" w:hAnsi="Aptos Narrow" w:cs="Times New Roman"/>
+                <w:color w:val="000000"/>
+              </w:rPr>
+              <w:t>Track player input or manage UI</w:t>
+            </w:r>
+          </w:p>
+        </w:tc>
+      </w:tr>
+      <w:tr>
+        <w:trPr>
+          <w:trHeight w:val="600"/>
+        </w:trPr>
+        <w:tc>
+          <w:tcPr>
+            <w:tcW w:w="1555" w:type="dxa"/>
+            <w:tcBorders>
+              <w:top w:val="nil"/>
+              <w:left w:val="single" w:sz="4" w:space="0" w:color="auto"/>
+              <w:bottom w:val="single" w:sz="4" w:space="0" w:color="auto"/>
+              <w:right w:val="single" w:sz="4" w:space="0" w:color="auto"/>
+            </w:tcBorders>
+            <w:vAlign w:val="center"/>
+            <w:hideMark/>
+          </w:tcPr>
+          <w:p>
+            <w:pPr>
+              <w:spacing w:after="0" w:line="240" w:lineRule="auto"/>
+              <w:rPr>
+                <w:rFonts w:ascii="Aptos Narrow" w:eastAsia="Times New Roman" w:hAnsi="Aptos Narrow" w:cs="Times New Roman"/>
+                <w:b/>
+                <w:bCs/>
+                <w:color w:val="000000"/>
+              </w:rPr>
+            </w:pPr>
+            <w:r>
+              <w:rPr>
+                <w:rFonts w:ascii="Aptos Narrow" w:eastAsia="Times New Roman" w:hAnsi="Aptos Narrow" w:cs="Times New Roman"/>
+                <w:b/>
+                <w:bCs/>
+                <w:color w:val="000000"/>
+              </w:rPr>
+              <w:t>Blinky</w:t>
+            </w:r>
+          </w:p>
+        </w:tc>
+        <w:tc>
+          <w:tcPr>
+            <w:tcW w:w="1984" w:type="dxa"/>
+            <w:tcBorders>
+              <w:top w:val="nil"/>
+              <w:left w:val="nil"/>
+              <w:bottom w:val="single" w:sz="4" w:space="0" w:color="auto"/>
+              <w:right w:val="single" w:sz="4" w:space="0" w:color="auto"/>
+            </w:tcBorders>
+            <w:vAlign w:val="center"/>
+            <w:hideMark/>
+          </w:tcPr>
+          <w:p>
+            <w:pPr>
+              <w:spacing w:after="0" w:line="240" w:lineRule="auto"/>
+              <w:rPr>
+                <w:rFonts w:ascii="Aptos Narrow" w:eastAsia="Times New Roman" w:hAnsi="Aptos Narrow" w:cs="Times New Roman"/>
+                <w:color w:val="000000"/>
+              </w:rPr>
+            </w:pPr>
+            <w:r>
+              <w:rPr>
+                <w:rFonts w:ascii="Aptos Narrow" w:eastAsia="Times New Roman" w:hAnsi="Aptos Narrow" w:cs="Times New Roman"/>
+                <w:color w:val="000000"/>
+              </w:rPr>
+              <w:t>Speed, target position</w:t>
+            </w:r>
+          </w:p>
+        </w:tc>
+        <w:tc>
+          <w:tcPr>
+            <w:tcW w:w="2410" w:type="dxa"/>
+            <w:tcBorders>
+              <w:top w:val="nil"/>
+              <w:left w:val="nil"/>
+              <w:bottom w:val="single" w:sz="4" w:space="0" w:color="auto"/>
+              <w:right w:val="single" w:sz="4" w:space="0" w:color="auto"/>
+            </w:tcBorders>
+            <w:vAlign w:val="center"/>
+            <w:hideMark/>
+          </w:tcPr>
+          <w:p>
+            <w:pPr>
+              <w:spacing w:after="0" w:line="240" w:lineRule="auto"/>
+              <w:rPr>
+                <w:rFonts w:ascii="Aptos Narrow" w:eastAsia="Times New Roman" w:hAnsi="Aptos Narrow" w:cs="Times New Roman"/>
+                <w:color w:val="000000"/>
+              </w:rPr>
+            </w:pPr>
+            <w:r>
+              <w:rPr>
+                <w:rFonts w:ascii="Aptos Narrow" w:eastAsia="Times New Roman" w:hAnsi="Aptos Narrow" w:cs="Times New Roman"/>
+                <w:color w:val="000000"/>
+              </w:rPr>
+              <w:t>Aggressively chase player</w:t>
+            </w:r>
+          </w:p>
+        </w:tc>
+        <w:tc>
+          <w:tcPr>
+            <w:tcW w:w="2693" w:type="dxa"/>
+            <w:tcBorders>
+              <w:top w:val="nil"/>
+              <w:left w:val="nil"/>
+              <w:bottom w:val="single" w:sz="4" w:space="0" w:color="auto"/>
+              <w:right w:val="single" w:sz="4" w:space="0" w:color="auto"/>
+            </w:tcBorders>
+            <w:vAlign w:val="center"/>
+            <w:hideMark/>
+          </w:tcPr>
+          <w:p>
+            <w:pPr>
+              <w:spacing w:after="0" w:line="240" w:lineRule="auto"/>
+              <w:rPr>
+                <w:rFonts w:ascii="Aptos Narrow" w:eastAsia="Times New Roman" w:hAnsi="Aptos Narrow" w:cs="Times New Roman"/>
+                <w:color w:val="000000"/>
+              </w:rPr>
+            </w:pPr>
+            <w:r>
+              <w:rPr>
+                <w:rFonts w:ascii="Aptos Narrow" w:eastAsia="Times New Roman" w:hAnsi="Aptos Narrow" w:cs="Times New Roman"/>
+                <w:color w:val="000000"/>
+              </w:rPr>
+              <w:t>Decide global game difficulty</w:t>
+            </w:r>
+          </w:p>
+        </w:tc>
+      </w:tr>
+      <w:tr>
+        <w:trPr>
+          <w:trHeight w:val="900"/>
+        </w:trPr>
+        <w:tc>
+          <w:tcPr>
+            <w:tcW w:w="1555" w:type="dxa"/>
+            <w:tcBorders>
+              <w:top w:val="nil"/>
+              <w:left w:val="single" w:sz="4" w:space="0" w:color="auto"/>
+              <w:bottom w:val="single" w:sz="4" w:space="0" w:color="auto"/>
+              <w:right w:val="single" w:sz="4" w:space="0" w:color="auto"/>
+            </w:tcBorders>
+            <w:vAlign w:val="center"/>
+            <w:hideMark/>
+          </w:tcPr>
+          <w:p>
+            <w:pPr>
+              <w:spacing w:after="0" w:line="240" w:lineRule="auto"/>
+              <w:rPr>
+                <w:rFonts w:ascii="Aptos Narrow" w:eastAsia="Times New Roman" w:hAnsi="Aptos Narrow" w:cs="Times New Roman"/>
+                <w:b/>
+                <w:bCs/>
+                <w:color w:val="000000"/>
+              </w:rPr>
+            </w:pPr>
+            <w:r>
+              <w:rPr>
+                <w:rFonts w:ascii="Aptos Narrow" w:eastAsia="Times New Roman" w:hAnsi="Aptos Narrow" w:cs="Times New Roman"/>
+                <w:b/>
+                <w:bCs/>
+                <w:color w:val="000000"/>
+              </w:rPr>
+              <w:t>Inky</w:t>
+            </w:r>
+          </w:p>
+        </w:tc>
+        <w:tc>
+          <w:tcPr>
+            <w:tcW w:w="1984" w:type="dxa"/>
+            <w:tcBorders>
+              <w:top w:val="nil"/>
+              <w:left w:val="nil"/>
+              <w:bottom w:val="single" w:sz="4" w:space="0" w:color="auto"/>
+              <w:right w:val="single" w:sz="4" w:space="0" w:color="auto"/>
+            </w:tcBorders>
+            <w:vAlign w:val="center"/>
+            <w:hideMark/>
+          </w:tcPr>
+          <w:p>
+            <w:pPr>
+              <w:spacing w:after="0" w:line="240" w:lineRule="auto"/>
+              <w:rPr>
+                <w:rFonts w:ascii="Aptos Narrow" w:eastAsia="Times New Roman" w:hAnsi="Aptos Narrow" w:cs="Times New Roman"/>
+                <w:color w:val="000000"/>
+              </w:rPr>
+            </w:pPr>
+            <w:r>
+              <w:rPr>
+                <w:rFonts w:ascii="Aptos Narrow" w:eastAsia="Times New Roman" w:hAnsi="Aptos Narrow" w:cs="Times New Roman"/>
+                <w:color w:val="000000"/>
+              </w:rPr>
+              <w:t>Target logic data, movement state</w:t>
+            </w:r>
+          </w:p>
+        </w:tc>
+        <w:tc>
+          <w:tcPr>
+            <w:tcW w:w="2410" w:type="dxa"/>
+            <w:tcBorders>
+              <w:top w:val="nil"/>
+              <w:left w:val="nil"/>
+              <w:bottom w:val="single" w:sz="4" w:space="0" w:color="auto"/>
+              <w:right w:val="single" w:sz="4" w:space="0" w:color="auto"/>
+            </w:tcBorders>
+            <w:vAlign w:val="center"/>
+            <w:hideMark/>
+          </w:tcPr>
+          <w:p>
+            <w:pPr>
+              <w:spacing w:after="0" w:line="240" w:lineRule="auto"/>
+              <w:rPr>
+                <w:rFonts w:ascii="Aptos Narrow" w:eastAsia="Times New Roman" w:hAnsi="Aptos Narrow" w:cs="Times New Roman"/>
+                <w:color w:val="000000"/>
+              </w:rPr>
+            </w:pPr>
+            <w:r>
+              <w:rPr>
+                <w:rFonts w:ascii="Aptos Narrow" w:eastAsia="Times New Roman" w:hAnsi="Aptos Narrow" w:cs="Times New Roman"/>
+                <w:color w:val="000000"/>
+              </w:rPr>
+              <w:t>Move unpredictably</w:t>
+            </w:r>
+          </w:p>
+        </w:tc>
+        <w:tc>
+          <w:tcPr>
+            <w:tcW w:w="2693" w:type="dxa"/>
+            <w:tcBorders>
+              <w:top w:val="nil"/>
+              <w:left w:val="nil"/>
+              <w:bottom w:val="single" w:sz="4" w:space="0" w:color="auto"/>
+              <w:right w:val="single" w:sz="4" w:space="0" w:color="auto"/>
+            </w:tcBorders>
+            <w:vAlign w:val="center"/>
+            <w:hideMark/>
+          </w:tcPr>
+          <w:p>
+            <w:pPr>
+              <w:spacing w:after="0" w:line="240" w:lineRule="auto"/>
+              <w:rPr>
+                <w:rFonts w:ascii="Aptos Narrow" w:eastAsia="Times New Roman" w:hAnsi="Aptos Narrow" w:cs="Times New Roman"/>
+                <w:color w:val="000000"/>
+              </w:rPr>
+            </w:pPr>
+            <w:r>
+              <w:rPr>
+                <w:rFonts w:ascii="Aptos Narrow" w:eastAsia="Times New Roman" w:hAnsi="Aptos Narrow" w:cs="Times New Roman"/>
+                <w:color w:val="000000"/>
+              </w:rPr>
+              <w:t>Control other ghosts’ behavior</w:t>
+            </w:r>
+          </w:p>
+        </w:tc>
+      </w:tr>
+      <w:tr>
+        <w:trPr>
+          <w:trHeight w:val="600"/>
+        </w:trPr>
+        <w:tc>
+          <w:tcPr>
+            <w:tcW w:w="1555" w:type="dxa"/>
+            <w:tcBorders>
+              <w:top w:val="nil"/>
+              <w:left w:val="single" w:sz="4" w:space="0" w:color="auto"/>
+              <w:bottom w:val="single" w:sz="4" w:space="0" w:color="auto"/>
+              <w:right w:val="single" w:sz="4" w:space="0" w:color="auto"/>
+            </w:tcBorders>
+            <w:vAlign w:val="center"/>
+            <w:hideMark/>
+          </w:tcPr>
+          <w:p>
+            <w:pPr>
+              <w:spacing w:after="0" w:line="240" w:lineRule="auto"/>
+              <w:rPr>
+                <w:rFonts w:ascii="Aptos Narrow" w:eastAsia="Times New Roman" w:hAnsi="Aptos Narrow" w:cs="Times New Roman"/>
+                <w:b/>
+                <w:bCs/>
+                <w:color w:val="000000"/>
+              </w:rPr>
+            </w:pPr>
+            <w:r>
+              <w:rPr>
+                <w:rFonts w:ascii="Aptos Narrow" w:eastAsia="Times New Roman" w:hAnsi="Aptos Narrow" w:cs="Times New Roman"/>
+                <w:b/>
+                <w:bCs/>
+                <w:color w:val="000000"/>
+              </w:rPr>
+              <w:t>Pinky</w:t>
+            </w:r>
+          </w:p>
+        </w:tc>
+        <w:tc>
+          <w:tcPr>
+            <w:tcW w:w="1984" w:type="dxa"/>
+            <w:tcBorders>
+              <w:top w:val="nil"/>
+              <w:left w:val="nil"/>
+              <w:bottom w:val="single" w:sz="4" w:space="0" w:color="auto"/>
+              <w:right w:val="single" w:sz="4" w:space="0" w:color="auto"/>
+            </w:tcBorders>
+            <w:vAlign w:val="center"/>
+            <w:hideMark/>
+          </w:tcPr>
+          <w:p>
+            <w:pPr>
+              <w:spacing w:after="0" w:line="240" w:lineRule="auto"/>
+              <w:rPr>
+                <w:rFonts w:ascii="Aptos Narrow" w:eastAsia="Times New Roman" w:hAnsi="Aptos Narrow" w:cs="Times New Roman"/>
+                <w:color w:val="000000"/>
+              </w:rPr>
+            </w:pPr>
+            <w:r>
+              <w:rPr>
+                <w:rFonts w:ascii="Aptos Narrow" w:eastAsia="Times New Roman" w:hAnsi="Aptos Narrow" w:cs="Times New Roman"/>
+                <w:color w:val="000000"/>
+              </w:rPr>
+              <w:t>Ambush offset, movement state</w:t>
+            </w:r>
+          </w:p>
+        </w:tc>
+        <w:tc>
+          <w:tcPr>
+            <w:tcW w:w="2410" w:type="dxa"/>
+            <w:tcBorders>
+              <w:top w:val="nil"/>
+              <w:left w:val="nil"/>
+              <w:bottom w:val="single" w:sz="4" w:space="0" w:color="auto"/>
+              <w:right w:val="single" w:sz="4" w:space="0" w:color="auto"/>
+            </w:tcBorders>
+            <w:vAlign w:val="center"/>
+            <w:hideMark/>
+          </w:tcPr>
+          <w:p>
+            <w:pPr>
+              <w:spacing w:after="0" w:line="240" w:lineRule="auto"/>
+              <w:rPr>
+                <w:rFonts w:ascii="Aptos Narrow" w:eastAsia="Times New Roman" w:hAnsi="Aptos Narrow" w:cs="Times New Roman"/>
+                <w:color w:val="000000"/>
+              </w:rPr>
+            </w:pPr>
+            <w:r>
+              <w:rPr>
+                <w:rFonts w:ascii="Aptos Narrow" w:eastAsia="Times New Roman" w:hAnsi="Aptos Narrow" w:cs="Times New Roman"/>
+                <w:color w:val="000000"/>
+              </w:rPr>
+              <w:t>Predict player path</w:t>
+            </w:r>
+          </w:p>
+        </w:tc>
+        <w:tc>
+          <w:tcPr>
+            <w:tcW w:w="2693" w:type="dxa"/>
+            <w:tcBorders>
+              <w:top w:val="nil"/>
+              <w:left w:val="nil"/>
+              <w:bottom w:val="single" w:sz="4" w:space="0" w:color="auto"/>
+              <w:right w:val="single" w:sz="4" w:space="0" w:color="auto"/>
+            </w:tcBorders>
+            <w:vAlign w:val="center"/>
+            <w:hideMark/>
+          </w:tcPr>
+          <w:p>
+            <w:pPr>
+              <w:spacing w:after="0" w:line="240" w:lineRule="auto"/>
+              <w:rPr>
+                <w:rFonts w:ascii="Aptos Narrow" w:eastAsia="Times New Roman" w:hAnsi="Aptos Narrow" w:cs="Times New Roman"/>
+                <w:color w:val="000000"/>
+              </w:rPr>
+            </w:pPr>
+            <w:r>
+              <w:rPr>
+                <w:rFonts w:ascii="Aptos Narrow" w:eastAsia="Times New Roman" w:hAnsi="Aptos Narrow" w:cs="Times New Roman"/>
+                <w:color w:val="000000"/>
+              </w:rPr>
+              <w:t>Change maze layout</w:t>
+            </w:r>
+          </w:p>
+        </w:tc>
+      </w:tr>
+      <w:tr>
+        <w:trPr>
+          <w:trHeight w:val="900"/>
+        </w:trPr>
+        <w:tc>
+          <w:tcPr>
+            <w:tcW w:w="1555" w:type="dxa"/>
+            <w:tcBorders>
+              <w:top w:val="nil"/>
+              <w:left w:val="single" w:sz="4" w:space="0" w:color="auto"/>
+              <w:bottom w:val="single" w:sz="4" w:space="0" w:color="auto"/>
+              <w:right w:val="single" w:sz="4" w:space="0" w:color="auto"/>
+            </w:tcBorders>
+            <w:vAlign w:val="center"/>
+            <w:hideMark/>
+          </w:tcPr>
+          <w:p>
+            <w:pPr>
+              <w:spacing w:after="0" w:line="240" w:lineRule="auto"/>
+              <w:rPr>
+                <w:rFonts w:ascii="Aptos Narrow" w:eastAsia="Times New Roman" w:hAnsi="Aptos Narrow" w:cs="Times New Roman"/>
+                <w:b/>
+                <w:bCs/>
+                <w:color w:val="000000"/>
+              </w:rPr>
+            </w:pPr>
+            <w:r>
+              <w:rPr>
+                <w:rFonts w:ascii="Aptos Narrow" w:eastAsia="Times New Roman" w:hAnsi="Aptos Narrow" w:cs="Times New Roman"/>
+                <w:b/>
+                <w:bCs/>
+                <w:color w:val="000000"/>
+              </w:rPr>
+              <w:t>Clyde</w:t>
+            </w:r>
+          </w:p>
+        </w:tc>
+        <w:tc>
+          <w:tcPr>
+            <w:tcW w:w="1984" w:type="dxa"/>
+            <w:tcBorders>
+              <w:top w:val="nil"/>
+              <w:left w:val="nil"/>
+              <w:bottom w:val="single" w:sz="4" w:space="0" w:color="auto"/>
+              <w:right w:val="single" w:sz="4" w:space="0" w:color="auto"/>
+            </w:tcBorders>
+            <w:vAlign w:val="center"/>
+            <w:hideMark/>
+          </w:tcPr>
+          <w:p>
+            <w:pPr>
+              <w:spacing w:after="0" w:line="240" w:lineRule="auto"/>
+              <w:rPr>
+                <w:rFonts w:ascii="Aptos Narrow" w:eastAsia="Times New Roman" w:hAnsi="Aptos Narrow" w:cs="Times New Roman"/>
+                <w:color w:val="000000"/>
+              </w:rPr>
+            </w:pPr>
+            <w:r>
+              <w:rPr>
+                <w:rFonts w:ascii="Aptos Narrow" w:eastAsia="Times New Roman" w:hAnsi="Aptos Narrow" w:cs="Times New Roman"/>
+                <w:color w:val="000000"/>
+              </w:rPr>
+              <w:t>Distance threshold, movement state</w:t>
+            </w:r>
+          </w:p>
+        </w:tc>
+        <w:tc>
+          <w:tcPr>
+            <w:tcW w:w="2410" w:type="dxa"/>
+            <w:tcBorders>
+              <w:top w:val="nil"/>
+              <w:left w:val="nil"/>
+              <w:bottom w:val="single" w:sz="4" w:space="0" w:color="auto"/>
+              <w:right w:val="single" w:sz="4" w:space="0" w:color="auto"/>
+            </w:tcBorders>
+            <w:vAlign w:val="center"/>
+            <w:hideMark/>
+          </w:tcPr>
+          <w:p>
+            <w:pPr>
+              <w:spacing w:after="0" w:line="240" w:lineRule="auto"/>
+              <w:rPr>
+                <w:rFonts w:ascii="Aptos Narrow" w:eastAsia="Times New Roman" w:hAnsi="Aptos Narrow" w:cs="Times New Roman"/>
+                <w:color w:val="000000"/>
+              </w:rPr>
+            </w:pPr>
+            <w:r>
+              <w:rPr>
+                <w:rFonts w:ascii="Aptos Narrow" w:eastAsia="Times New Roman" w:hAnsi="Aptos Narrow" w:cs="Times New Roman"/>
+                <w:color w:val="000000"/>
+              </w:rPr>
+              <w:t>Switch between chase and retreat</w:t>
+            </w:r>
+          </w:p>
+        </w:tc>
+        <w:tc>
+          <w:tcPr>
+            <w:tcW w:w="2693" w:type="dxa"/>
+            <w:tcBorders>
+              <w:top w:val="nil"/>
+              <w:left w:val="nil"/>
+              <w:bottom w:val="single" w:sz="4" w:space="0" w:color="auto"/>
+              <w:right w:val="single" w:sz="4" w:space="0" w:color="auto"/>
+            </w:tcBorders>
+            <w:vAlign w:val="center"/>
+            <w:hideMark/>
+          </w:tcPr>
+          <w:p>
+            <w:pPr>
+              <w:spacing w:after="0" w:line="240" w:lineRule="auto"/>
+              <w:rPr>
+                <w:rFonts w:ascii="Aptos Narrow" w:eastAsia="Times New Roman" w:hAnsi="Aptos Narrow" w:cs="Times New Roman"/>
+                <w:color w:val="000000"/>
+              </w:rPr>
+            </w:pPr>
+            <w:r>
+              <w:rPr>
+                <w:rFonts w:ascii="Aptos Narrow" w:eastAsia="Times New Roman" w:hAnsi="Aptos Narrow" w:cs="Times New Roman"/>
+                <w:color w:val="000000"/>
+              </w:rPr>
+              <w:t>Track player score</w:t>
+            </w:r>
+          </w:p>
+        </w:tc>
+      </w:tr>
+      <w:tr>
+        <w:trPr>
+          <w:trHeight w:val="600"/>
+        </w:trPr>
+        <w:tc>
+          <w:tcPr>
+            <w:tcW w:w="1555" w:type="dxa"/>
+            <w:tcBorders>
+              <w:top w:val="nil"/>
+              <w:left w:val="single" w:sz="4" w:space="0" w:color="auto"/>
+              <w:bottom w:val="single" w:sz="4" w:space="0" w:color="auto"/>
+              <w:right w:val="single" w:sz="4" w:space="0" w:color="auto"/>
+            </w:tcBorders>
+            <w:vAlign w:val="center"/>
+            <w:hideMark/>
+          </w:tcPr>
+          <w:p>
+            <w:pPr>
+              <w:spacing w:after="0" w:line="240" w:lineRule="auto"/>
+              <w:rPr>
+                <w:rFonts w:ascii="Aptos Narrow" w:eastAsia="Times New Roman" w:hAnsi="Aptos Narrow" w:cs="Times New Roman"/>
+                <w:b/>
+                <w:bCs/>
+                <w:color w:val="000000"/>
+              </w:rPr>
+            </w:pPr>
+            <w:r>
+              <w:rPr>
+                <w:rFonts w:ascii="Aptos Narrow" w:eastAsia="Times New Roman" w:hAnsi="Aptos Narrow" w:cs="Times New Roman"/>
+                <w:b/>
+                <w:bCs/>
+                <w:color w:val="000000"/>
+              </w:rPr>
+              <w:t>Maze</w:t>
+            </w:r>
+          </w:p>
+        </w:tc>
+        <w:tc>
+          <w:tcPr>
+            <w:tcW w:w="1984" w:type="dxa"/>
+            <w:tcBorders>
+              <w:top w:val="nil"/>
+              <w:left w:val="nil"/>
+              <w:bottom w:val="single" w:sz="4" w:space="0" w:color="auto"/>
+              <w:right w:val="single" w:sz="4" w:space="0" w:color="auto"/>
+            </w:tcBorders>
+            <w:vAlign w:val="center"/>
+            <w:hideMark/>
+          </w:tcPr>
+          <w:p>
+            <w:pPr>
+              <w:spacing w:after="0" w:line="240" w:lineRule="auto"/>
+              <w:rPr>
+                <w:rFonts w:ascii="Aptos Narrow" w:eastAsia="Times New Roman" w:hAnsi="Aptos Narrow" w:cs="Times New Roman"/>
+                <w:color w:val="000000"/>
+              </w:rPr>
+            </w:pPr>
+            <w:r>
+              <w:rPr>
+                <w:rFonts w:ascii="Aptos Narrow" w:eastAsia="Times New Roman" w:hAnsi="Aptos Narrow" w:cs="Times New Roman"/>
+                <w:color w:val="000000"/>
+              </w:rPr>
+              <w:t>Grid layout, wall positions, paths</w:t>
+            </w:r>
+          </w:p>
+        </w:tc>
+        <w:tc>
+          <w:tcPr>
+            <w:tcW w:w="2410" w:type="dxa"/>
+            <w:tcBorders>
+              <w:top w:val="nil"/>
+              <w:left w:val="nil"/>
+              <w:bottom w:val="single" w:sz="4" w:space="0" w:color="auto"/>
+              <w:right w:val="single" w:sz="4" w:space="0" w:color="auto"/>
+            </w:tcBorders>
+            <w:vAlign w:val="center"/>
+            <w:hideMark/>
+          </w:tcPr>
+          <w:p>
+            <w:pPr>
+              <w:spacing w:after="0" w:line="240" w:lineRule="auto"/>
+              <w:rPr>
+                <w:rFonts w:ascii="Aptos Narrow" w:eastAsia="Times New Roman" w:hAnsi="Aptos Narrow" w:cs="Times New Roman"/>
+                <w:color w:val="000000"/>
+              </w:rPr>
+            </w:pPr>
+            <w:r>
+              <w:rPr>
+                <w:rFonts w:ascii="Aptos Narrow" w:eastAsia="Times New Roman" w:hAnsi="Aptos Narrow" w:cs="Times New Roman"/>
+                <w:color w:val="000000"/>
+              </w:rPr>
+              <w:t>Validate movement, detect walls</w:t>
+            </w:r>
+          </w:p>
+        </w:tc>
+        <w:tc>
+          <w:tcPr>
+            <w:tcW w:w="2693" w:type="dxa"/>
+            <w:tcBorders>
+              <w:top w:val="nil"/>
+              <w:left w:val="nil"/>
+              <w:bottom w:val="single" w:sz="4" w:space="0" w:color="auto"/>
+              <w:right w:val="single" w:sz="4" w:space="0" w:color="auto"/>
+            </w:tcBorders>
+            <w:vAlign w:val="center"/>
+            <w:hideMark/>
+          </w:tcPr>
+          <w:p>
+            <w:pPr>
+              <w:spacing w:after="0" w:line="240" w:lineRule="auto"/>
+              <w:rPr>
+                <w:rFonts w:ascii="Aptos Narrow" w:eastAsia="Times New Roman" w:hAnsi="Aptos Narrow" w:cs="Times New Roman"/>
+                <w:color w:val="000000"/>
+              </w:rPr>
+            </w:pPr>
+            <w:r>
+              <w:rPr>
+                <w:rFonts w:ascii="Aptos Narrow" w:eastAsia="Times New Roman" w:hAnsi="Aptos Narrow" w:cs="Times New Roman"/>
+                <w:color w:val="000000"/>
+              </w:rPr>
+              <w:t>Move characters or track scores</w:t>
+            </w:r>
+          </w:p>
+        </w:tc>
+      </w:tr>
+      <w:tr>
+        <w:trPr>
+          <w:trHeight w:val="600"/>
+        </w:trPr>
+        <w:tc>
+          <w:tcPr>
+            <w:tcW w:w="1555" w:type="dxa"/>
+            <w:tcBorders>
+              <w:top w:val="nil"/>
+              <w:left w:val="single" w:sz="4" w:space="0" w:color="auto"/>
+              <w:bottom w:val="single" w:sz="4" w:space="0" w:color="auto"/>
+              <w:right w:val="single" w:sz="4" w:space="0" w:color="auto"/>
+            </w:tcBorders>
+            <w:vAlign w:val="center"/>
+            <w:hideMark/>
+          </w:tcPr>
+          <w:p>
+            <w:pPr>
+              <w:spacing w:after="0" w:line="240" w:lineRule="auto"/>
+              <w:rPr>
+                <w:rFonts w:ascii="Aptos Narrow" w:eastAsia="Times New Roman" w:hAnsi="Aptos Narrow" w:cs="Times New Roman"/>
+                <w:b/>
+                <w:bCs/>
+                <w:color w:val="000000"/>
+              </w:rPr>
+            </w:pPr>
+            <w:r>
+              <w:rPr>
+                <w:rFonts w:ascii="Aptos Narrow" w:eastAsia="Times New Roman" w:hAnsi="Aptos Narrow" w:cs="Times New Roman"/>
+                <w:b/>
+                <w:bCs/>
+                <w:color w:val="000000"/>
+              </w:rPr>
+              <w:t>High Score</w:t>
+            </w:r>
+          </w:p>
+        </w:tc>
+        <w:tc>
+          <w:tcPr>
+            <w:tcW w:w="1984" w:type="dxa"/>
+            <w:tcBorders>
+              <w:top w:val="nil"/>
+              <w:left w:val="nil"/>
+              <w:bottom w:val="single" w:sz="4" w:space="0" w:color="auto"/>
+              <w:right w:val="single" w:sz="4" w:space="0" w:color="auto"/>
+            </w:tcBorders>
+            <w:vAlign w:val="center"/>
+            <w:hideMark/>
+          </w:tcPr>
+          <w:p>
+            <w:pPr>
+              <w:spacing w:after="0" w:line="240" w:lineRule="auto"/>
+              <w:rPr>
+                <w:rFonts w:ascii="Aptos Narrow" w:eastAsia="Times New Roman" w:hAnsi="Aptos Narrow" w:cs="Times New Roman"/>
+                <w:color w:val="000000"/>
+              </w:rPr>
+            </w:pPr>
+            <w:r>
+              <w:rPr>
+                <w:rFonts w:ascii="Aptos Narrow" w:eastAsia="Times New Roman" w:hAnsi="Aptos Narrow" w:cs="Times New Roman"/>
+                <w:color w:val="000000"/>
+              </w:rPr>
+              <w:t>Best score value, player name</w:t>
+            </w:r>
+          </w:p>
+        </w:tc>
+        <w:tc>
+          <w:tcPr>
+            <w:tcW w:w="2410" w:type="dxa"/>
+            <w:tcBorders>
+              <w:top w:val="nil"/>
+              <w:left w:val="nil"/>
+              <w:bottom w:val="single" w:sz="4" w:space="0" w:color="auto"/>
+              <w:right w:val="single" w:sz="4" w:space="0" w:color="auto"/>
+            </w:tcBorders>
+            <w:vAlign w:val="center"/>
+            <w:hideMark/>
+          </w:tcPr>
+          <w:p>
+            <w:pPr>
+              <w:spacing w:after="0" w:line="240" w:lineRule="auto"/>
+              <w:rPr>
+                <w:rFonts w:ascii="Aptos Narrow" w:eastAsia="Times New Roman" w:hAnsi="Aptos Narrow" w:cs="Times New Roman"/>
+                <w:color w:val="000000"/>
+              </w:rPr>
+            </w:pPr>
+            <w:r>
+              <w:rPr>
+                <w:rFonts w:ascii="Aptos Narrow" w:eastAsia="Times New Roman" w:hAnsi="Aptos Narrow" w:cs="Times New Roman"/>
+                <w:color w:val="000000"/>
+              </w:rPr>
+              <w:t>Save, load, compare scores</w:t>
+            </w:r>
+          </w:p>
+        </w:tc>
+        <w:tc>
+          <w:tcPr>
+            <w:tcW w:w="2693" w:type="dxa"/>
+            <w:tcBorders>
+              <w:top w:val="nil"/>
+              <w:left w:val="nil"/>
+              <w:bottom w:val="single" w:sz="4" w:space="0" w:color="auto"/>
+              <w:right w:val="single" w:sz="4" w:space="0" w:color="auto"/>
+            </w:tcBorders>
+            <w:vAlign w:val="center"/>
+            <w:hideMark/>
+          </w:tcPr>
+          <w:p>
+            <w:pPr>
+              <w:spacing w:after="0" w:line="240" w:lineRule="auto"/>
+              <w:rPr>
+                <w:rFonts w:ascii="Aptos Narrow" w:eastAsia="Times New Roman" w:hAnsi="Aptos Narrow" w:cs="Times New Roman"/>
+                <w:color w:val="000000"/>
+              </w:rPr>
+            </w:pPr>
+            <w:r>
+              <w:rPr>
+                <w:rFonts w:ascii="Aptos Narrow" w:eastAsia="Times New Roman" w:hAnsi="Aptos Narrow" w:cs="Times New Roman"/>
+                <w:color w:val="000000"/>
+              </w:rPr>
+              <w:t>Update during active gameplay</w:t>
+            </w:r>
+          </w:p>
+        </w:tc>
+      </w:tr>
+      <w:tr>
+        <w:trPr>
+          <w:trHeight w:val="600"/>
+        </w:trPr>
+        <w:tc>
+          <w:tcPr>
+            <w:tcW w:w="1555" w:type="dxa"/>
+            <w:tcBorders>
+              <w:top w:val="nil"/>
+              <w:left w:val="single" w:sz="4" w:space="0" w:color="auto"/>
+              <w:bottom w:val="single" w:sz="4" w:space="0" w:color="auto"/>
+              <w:right w:val="single" w:sz="4" w:space="0" w:color="auto"/>
+            </w:tcBorders>
+            <w:vAlign w:val="center"/>
+            <w:hideMark/>
+          </w:tcPr>
+          <w:p>
+            <w:pPr>
+              <w:spacing w:after="0" w:line="240" w:lineRule="auto"/>
+              <w:rPr>
+                <w:rFonts w:ascii="Aptos Narrow" w:eastAsia="Times New Roman" w:hAnsi="Aptos Narrow" w:cs="Times New Roman"/>
+                <w:b/>
+                <w:bCs/>
+                <w:color w:val="000000"/>
+              </w:rPr>
+            </w:pPr>
+            <w:r>
+              <w:rPr>
+                <w:rFonts w:ascii="Aptos Narrow" w:eastAsia="Times New Roman" w:hAnsi="Aptos Narrow" w:cs="Times New Roman"/>
+                <w:b/>
+                <w:bCs/>
+                <w:color w:val="000000"/>
+              </w:rPr>
+              <w:t>Score</w:t>
+            </w:r>
+          </w:p>
+        </w:tc>
+        <w:tc>
+          <w:tcPr>
+            <w:tcW w:w="1984" w:type="dxa"/>
+            <w:tcBorders>
+              <w:top w:val="nil"/>
+              <w:left w:val="nil"/>
+              <w:bottom w:val="single" w:sz="4" w:space="0" w:color="auto"/>
+              <w:right w:val="single" w:sz="4" w:space="0" w:color="auto"/>
+            </w:tcBorders>
+            <w:vAlign w:val="center"/>
+            <w:hideMark/>
+          </w:tcPr>
+          <w:p>
+            <w:pPr>
+              <w:spacing w:after="0" w:line="240" w:lineRule="auto"/>
+              <w:rPr>
+                <w:rFonts w:ascii="Aptos Narrow" w:eastAsia="Times New Roman" w:hAnsi="Aptos Narrow" w:cs="Times New Roman"/>
+                <w:color w:val="000000"/>
+              </w:rPr>
+            </w:pPr>
+            <w:r>
+              <w:rPr>
+                <w:rFonts w:ascii="Aptos Narrow" w:eastAsia="Times New Roman" w:hAnsi="Aptos Narrow" w:cs="Times New Roman"/>
+                <w:color w:val="000000"/>
+              </w:rPr>
+              <w:t>Current points</w:t>
+            </w:r>
+          </w:p>
+        </w:tc>
+        <w:tc>
+          <w:tcPr>
+            <w:tcW w:w="2410" w:type="dxa"/>
+            <w:tcBorders>
+              <w:top w:val="nil"/>
+              <w:left w:val="nil"/>
+              <w:bottom w:val="single" w:sz="4" w:space="0" w:color="auto"/>
+              <w:right w:val="single" w:sz="4" w:space="0" w:color="auto"/>
+            </w:tcBorders>
+            <w:vAlign w:val="center"/>
+            <w:hideMark/>
+          </w:tcPr>
+          <w:p>
+            <w:pPr>
+              <w:spacing w:after="0" w:line="240" w:lineRule="auto"/>
+              <w:rPr>
+                <w:rFonts w:ascii="Aptos Narrow" w:eastAsia="Times New Roman" w:hAnsi="Aptos Narrow" w:cs="Times New Roman"/>
+                <w:color w:val="000000"/>
+              </w:rPr>
+            </w:pPr>
+            <w:r>
+              <w:rPr>
+                <w:rFonts w:ascii="Aptos Narrow" w:eastAsia="Times New Roman" w:hAnsi="Aptos Narrow" w:cs="Times New Roman"/>
+                <w:color w:val="000000"/>
+              </w:rPr>
+              <w:t>Increase, reset</w:t>
+            </w:r>
+          </w:p>
+        </w:tc>
+        <w:tc>
+          <w:tcPr>
+            <w:tcW w:w="2693" w:type="dxa"/>
+            <w:tcBorders>
+              <w:top w:val="nil"/>
+              <w:left w:val="nil"/>
+              <w:bottom w:val="single" w:sz="4" w:space="0" w:color="auto"/>
+              <w:right w:val="single" w:sz="4" w:space="0" w:color="auto"/>
+            </w:tcBorders>
+            <w:vAlign w:val="center"/>
+            <w:hideMark/>
+          </w:tcPr>
+          <w:p>
+            <w:pPr>
+              <w:spacing w:after="0" w:line="240" w:lineRule="auto"/>
+              <w:rPr>
+                <w:rFonts w:ascii="Aptos Narrow" w:eastAsia="Times New Roman" w:hAnsi="Aptos Narrow" w:cs="Times New Roman"/>
+                <w:color w:val="000000"/>
+              </w:rPr>
+            </w:pPr>
+            <w:r>
+              <w:rPr>
+                <w:rFonts w:ascii="Aptos Narrow" w:eastAsia="Times New Roman" w:hAnsi="Aptos Narrow" w:cs="Times New Roman"/>
+                <w:color w:val="000000"/>
+              </w:rPr>
+              <w:t>Control player lives or level progression</w:t>
+            </w:r>
+          </w:p>
+        </w:tc>
+      </w:tr>
+      <w:tr>
+        <w:trPr>
+          <w:trHeight w:val="900"/>
+        </w:trPr>
+        <w:tc>
+          <w:tcPr>
+            <w:tcW w:w="1555" w:type="dxa"/>
+            <w:tcBorders>
+              <w:top w:val="nil"/>
+              <w:left w:val="single" w:sz="4" w:space="0" w:color="auto"/>
+              <w:bottom w:val="single" w:sz="4" w:space="0" w:color="auto"/>
+              <w:right w:val="single" w:sz="4" w:space="0" w:color="auto"/>
+            </w:tcBorders>
+            <w:vAlign w:val="center"/>
+            <w:hideMark/>
+          </w:tcPr>
+          <w:p>
+            <w:pPr>
+              <w:spacing w:after="0" w:line="240" w:lineRule="auto"/>
+              <w:rPr>
+                <w:rFonts w:ascii="Aptos Narrow" w:eastAsia="Times New Roman" w:hAnsi="Aptos Narrow" w:cs="Times New Roman"/>
+                <w:b/>
+                <w:bCs/>
+                <w:color w:val="000000"/>
+              </w:rPr>
+            </w:pPr>
+            <w:r>
+              <w:rPr>
+                <w:rFonts w:ascii="Aptos Narrow" w:eastAsia="Times New Roman" w:hAnsi="Aptos Narrow" w:cs="Times New Roman"/>
+                <w:b/>
+                <w:bCs/>
+                <w:color w:val="000000"/>
+              </w:rPr>
+              <w:lastRenderedPageBreak/>
+              <w:t>Level</w:t>
+            </w:r>
+          </w:p>
+        </w:tc>
+        <w:tc>
+          <w:tcPr>
+            <w:tcW w:w="1984" w:type="dxa"/>
+            <w:tcBorders>
+              <w:top w:val="nil"/>
+              <w:left w:val="nil"/>
+              <w:bottom w:val="single" w:sz="4" w:space="0" w:color="auto"/>
+              <w:right w:val="single" w:sz="4" w:space="0" w:color="auto"/>
+            </w:tcBorders>
+            <w:vAlign w:val="center"/>
+            <w:hideMark/>
+          </w:tcPr>
+          <w:p>
+            <w:pPr>
+              <w:spacing w:after="0" w:line="240" w:lineRule="auto"/>
+              <w:rPr>
+                <w:rFonts w:ascii="Aptos Narrow" w:eastAsia="Times New Roman" w:hAnsi="Aptos Narrow" w:cs="Times New Roman"/>
+                <w:color w:val="000000"/>
+              </w:rPr>
+            </w:pPr>
+            <w:r>
+              <w:rPr>
+                <w:rFonts w:ascii="Aptos Narrow" w:eastAsia="Times New Roman" w:hAnsi="Aptos Narrow" w:cs="Times New Roman"/>
+                <w:color w:val="000000"/>
+              </w:rPr>
+              <w:t>Level number, difficulty settings</w:t>
+            </w:r>
+          </w:p>
+        </w:tc>
+        <w:tc>
+          <w:tcPr>
+            <w:tcW w:w="2410" w:type="dxa"/>
+            <w:tcBorders>
+              <w:top w:val="nil"/>
+              <w:left w:val="nil"/>
+              <w:bottom w:val="single" w:sz="4" w:space="0" w:color="auto"/>
+              <w:right w:val="single" w:sz="4" w:space="0" w:color="auto"/>
+            </w:tcBorders>
+            <w:vAlign w:val="center"/>
+            <w:hideMark/>
+          </w:tcPr>
+          <w:p>
+            <w:pPr>
+              <w:spacing w:after="0" w:line="240" w:lineRule="auto"/>
+              <w:rPr>
+                <w:rFonts w:ascii="Aptos Narrow" w:eastAsia="Times New Roman" w:hAnsi="Aptos Narrow" w:cs="Times New Roman"/>
+                <w:color w:val="000000"/>
+              </w:rPr>
+            </w:pPr>
+            <w:r>
+              <w:rPr>
+                <w:rFonts w:ascii="Aptos Narrow" w:eastAsia="Times New Roman" w:hAnsi="Aptos Narrow" w:cs="Times New Roman"/>
+                <w:color w:val="000000"/>
+              </w:rPr>
+              <w:t>Increase difficulty, reset state</w:t>
+            </w:r>
+          </w:p>
+        </w:tc>
+        <w:tc>
+          <w:tcPr>
+            <w:tcW w:w="2693" w:type="dxa"/>
+            <w:tcBorders>
+              <w:top w:val="nil"/>
+              <w:left w:val="nil"/>
+              <w:bottom w:val="single" w:sz="4" w:space="0" w:color="auto"/>
+              <w:right w:val="single" w:sz="4" w:space="0" w:color="auto"/>
+            </w:tcBorders>
+            <w:vAlign w:val="center"/>
+            <w:hideMark/>
+          </w:tcPr>
+          <w:p>
+            <w:pPr>
+              <w:spacing w:after="0" w:line="240" w:lineRule="auto"/>
+              <w:rPr>
+                <w:rFonts w:ascii="Aptos Narrow" w:eastAsia="Times New Roman" w:hAnsi="Aptos Narrow" w:cs="Times New Roman"/>
+                <w:color w:val="000000"/>
+              </w:rPr>
+            </w:pPr>
+            <w:r>
+              <w:rPr>
+                <w:rFonts w:ascii="Aptos Narrow" w:eastAsia="Times New Roman" w:hAnsi="Aptos Narrow" w:cs="Times New Roman"/>
+                <w:color w:val="000000"/>
+              </w:rPr>
+              <w:t>Handle input or rendering</w:t>
+            </w:r>
+          </w:p>
+        </w:tc>
+      </w:tr>
+      <w:tr>
+        <w:trPr>
+          <w:trHeight w:val="600"/>
+        </w:trPr>
+        <w:tc>
+          <w:tcPr>
+            <w:tcW w:w="1555" w:type="dxa"/>
+            <w:tcBorders>
+              <w:top w:val="nil"/>
+              <w:left w:val="single" w:sz="4" w:space="0" w:color="auto"/>
+              <w:bottom w:val="single" w:sz="4" w:space="0" w:color="auto"/>
+              <w:right w:val="single" w:sz="4" w:space="0" w:color="auto"/>
+            </w:tcBorders>
+            <w:vAlign w:val="center"/>
+            <w:hideMark/>
+          </w:tcPr>
+          <w:p>
+            <w:pPr>
+              <w:spacing w:after="0" w:line="240" w:lineRule="auto"/>
+              <w:rPr>
+                <w:rFonts w:ascii="Aptos Narrow" w:eastAsia="Times New Roman" w:hAnsi="Aptos Narrow" w:cs="Times New Roman"/>
+                <w:b/>
+                <w:bCs/>
+                <w:color w:val="000000"/>
+              </w:rPr>
+            </w:pPr>
+            <w:r>
+              <w:rPr>
+                <w:rFonts w:ascii="Aptos Narrow" w:eastAsia="Times New Roman" w:hAnsi="Aptos Narrow" w:cs="Times New Roman"/>
+                <w:b/>
+                <w:bCs/>
+                <w:color w:val="000000"/>
+              </w:rPr>
+              <w:t>Ghost House</w:t>
+            </w:r>
+          </w:p>
+        </w:tc>
+        <w:tc>
+          <w:tcPr>
+            <w:tcW w:w="1984" w:type="dxa"/>
+            <w:tcBorders>
+              <w:top w:val="nil"/>
+              <w:left w:val="nil"/>
+              <w:bottom w:val="single" w:sz="4" w:space="0" w:color="auto"/>
+              <w:right w:val="single" w:sz="4" w:space="0" w:color="auto"/>
+            </w:tcBorders>
+            <w:vAlign w:val="center"/>
+            <w:hideMark/>
+          </w:tcPr>
+          <w:p>
+            <w:pPr>
+              <w:spacing w:after="0" w:line="240" w:lineRule="auto"/>
+              <w:rPr>
+                <w:rFonts w:ascii="Aptos Narrow" w:eastAsia="Times New Roman" w:hAnsi="Aptos Narrow" w:cs="Times New Roman"/>
+                <w:color w:val="000000"/>
+              </w:rPr>
+            </w:pPr>
+            <w:r>
+              <w:rPr>
+                <w:rFonts w:ascii="Aptos Narrow" w:eastAsia="Times New Roman" w:hAnsi="Aptos Narrow" w:cs="Times New Roman"/>
+                <w:color w:val="000000"/>
+              </w:rPr>
+              <w:t>Spawn location, release timers</w:t>
+            </w:r>
+          </w:p>
+        </w:tc>
+        <w:tc>
+          <w:tcPr>
+            <w:tcW w:w="2410" w:type="dxa"/>
+            <w:tcBorders>
+              <w:top w:val="nil"/>
+              <w:left w:val="nil"/>
+              <w:bottom w:val="single" w:sz="4" w:space="0" w:color="auto"/>
+              <w:right w:val="single" w:sz="4" w:space="0" w:color="auto"/>
+            </w:tcBorders>
+            <w:vAlign w:val="center"/>
+            <w:hideMark/>
+          </w:tcPr>
+          <w:p>
+            <w:pPr>
+              <w:spacing w:after="0" w:line="240" w:lineRule="auto"/>
+              <w:rPr>
+                <w:rFonts w:ascii="Aptos Narrow" w:eastAsia="Times New Roman" w:hAnsi="Aptos Narrow" w:cs="Times New Roman"/>
+                <w:color w:val="000000"/>
+              </w:rPr>
+            </w:pPr>
+            <w:r>
+              <w:rPr>
+                <w:rFonts w:ascii="Aptos Narrow" w:eastAsia="Times New Roman" w:hAnsi="Aptos Narrow" w:cs="Times New Roman"/>
+                <w:color w:val="000000"/>
+              </w:rPr>
+              <w:t>Spawn ghosts, reset ghost positions</w:t>
+            </w:r>
+          </w:p>
+        </w:tc>
+        <w:tc>
+          <w:tcPr>
+            <w:tcW w:w="2693" w:type="dxa"/>
+            <w:tcBorders>
+              <w:top w:val="nil"/>
+              <w:left w:val="nil"/>
+              <w:bottom w:val="single" w:sz="4" w:space="0" w:color="auto"/>
+              <w:right w:val="single" w:sz="4" w:space="0" w:color="auto"/>
+            </w:tcBorders>
+            <w:vAlign w:val="center"/>
+            <w:hideMark/>
+          </w:tcPr>
+          <w:p>
+            <w:pPr>
+              <w:spacing w:after="0" w:line="240" w:lineRule="auto"/>
+              <w:rPr>
+                <w:rFonts w:ascii="Aptos Narrow" w:eastAsia="Times New Roman" w:hAnsi="Aptos Narrow" w:cs="Times New Roman"/>
+                <w:color w:val="000000"/>
+              </w:rPr>
+            </w:pPr>
+            <w:r>
+              <w:rPr>
+                <w:rFonts w:ascii="Aptos Narrow" w:eastAsia="Times New Roman" w:hAnsi="Aptos Narrow" w:cs="Times New Roman"/>
+                <w:color w:val="000000"/>
+              </w:rPr>
+              <w:t>Control ghost AI strategies</w:t>
+            </w:r>
+          </w:p>
         </w:tc>
       </w:tr>
     </w:tbl>
@@ -474,6 +3759,9 @@
       <w:pPr>
         <w:pStyle w:val="Heading2"/>
       </w:pPr>
+      <w:r>
+        <w:br/>
+      </w:r>
       <w:r>
         <w:t>Section 4 – Responsibility Check Questions</w:t>
       </w:r>
@@ -1374,7 +4662,6 @@
   <w:style w:type="character" w:default="1" w:styleId="DefaultParagraphFont">
     <w:name w:val="Default Paragraph Font"/>
     <w:uiPriority w:val="1"/>
-    <w:semiHidden/>
     <w:unhideWhenUsed/>
   </w:style>
   <w:style w:type="table" w:default="1" w:styleId="TableNormal">
